--- a/Лабораторные/Лабораторная работа 3.docx
+++ b/Лабораторные/Лабораторная работа 3.docx
@@ -36,8 +36,10 @@
           <w:sz w:val="22"/>
           <w:szCs w:val="22"/>
         </w:rPr>
-        <w:t>4</w:t>
-      </w:r>
+        <w:t>3</w:t>
+      </w:r>
+      <w:bookmarkStart w:id="1" w:name="_GoBack"/>
+      <w:bookmarkEnd w:id="1"/>
       <w:r>
         <w:rPr>
           <w:rFonts w:ascii="Times New Roman" w:hAnsi="Times New Roman"/>
@@ -1683,6 +1685,7 @@
           <w:bCs/>
           <w:sz w:val="22"/>
           <w:szCs w:val="22"/>
+          <w:lang w:val="en-US"/>
         </w:rPr>
       </w:pPr>
     </w:p>
@@ -2060,15 +2063,17 @@
           <w:color w:val="000000"/>
           <w:sz w:val="18"/>
           <w:szCs w:val="19"/>
-        </w:rPr>
-      </w:pPr>
-      <w:r>
-        <w:rPr>
-          <w:rFonts w:ascii="Consolas" w:hAnsi="Consolas" w:cs="Cascadia Mono"/>
-          <w:color w:val="000000"/>
-          <w:sz w:val="18"/>
-          <w:szCs w:val="19"/>
-          <w:highlight w:val="white"/>
+          <w:lang w:val="en-US"/>
+        </w:rPr>
+      </w:pPr>
+      <w:r>
+        <w:rPr>
+          <w:rFonts w:ascii="Consolas" w:hAnsi="Consolas" w:cs="Cascadia Mono"/>
+          <w:color w:val="000000"/>
+          <w:sz w:val="18"/>
+          <w:szCs w:val="19"/>
+          <w:highlight w:val="white"/>
+          <w:lang w:val="en-US"/>
         </w:rPr>
         <w:t>}</w:t>
       </w:r>
@@ -3794,8 +3799,6 @@
         </w:rPr>
         <w:t>:</w:t>
       </w:r>
-      <w:bookmarkStart w:id="1" w:name="_GoBack"/>
-      <w:bookmarkEnd w:id="1"/>
     </w:p>
     <w:p>
       <w:pPr>
@@ -5482,15 +5485,17 @@
           <w:sz w:val="18"/>
           <w:szCs w:val="19"/>
           <w:highlight w:val="white"/>
-        </w:rPr>
-      </w:pPr>
-      <w:r>
-        <w:rPr>
-          <w:rFonts w:ascii="Consolas" w:hAnsi="Consolas" w:cs="Cascadia Mono"/>
-          <w:color w:val="000000"/>
-          <w:sz w:val="18"/>
-          <w:szCs w:val="19"/>
-          <w:highlight w:val="white"/>
+          <w:lang w:val="en-US"/>
+        </w:rPr>
+      </w:pPr>
+      <w:r>
+        <w:rPr>
+          <w:rFonts w:ascii="Consolas" w:hAnsi="Consolas" w:cs="Cascadia Mono"/>
+          <w:color w:val="000000"/>
+          <w:sz w:val="18"/>
+          <w:szCs w:val="19"/>
+          <w:highlight w:val="white"/>
+          <w:lang w:val="en-US"/>
         </w:rPr>
         <w:t>intStack.Push(10);</w:t>
       </w:r>
@@ -5506,6 +5511,7 @@
           <w:color w:val="008000"/>
           <w:sz w:val="18"/>
           <w:szCs w:val="19"/>
+          <w:lang w:val="en-US"/>
         </w:rPr>
       </w:pPr>
       <w:r>
@@ -5515,6 +5521,7 @@
           <w:sz w:val="18"/>
           <w:szCs w:val="19"/>
           <w:highlight w:val="white"/>
+          <w:lang w:val="en-US"/>
         </w:rPr>
         <w:t>int</w:t>
       </w:r>
@@ -5525,6 +5532,7 @@
           <w:sz w:val="18"/>
           <w:szCs w:val="19"/>
           <w:highlight w:val="white"/>
+          <w:lang w:val="en-US"/>
         </w:rPr>
         <w:t xml:space="preserve"> value = intStack.Pop(); </w:t>
       </w:r>
@@ -5535,8 +5543,40 @@
           <w:sz w:val="18"/>
           <w:szCs w:val="19"/>
           <w:highlight w:val="white"/>
-        </w:rPr>
-        <w:t>// Безопасное приведение</w:t>
+          <w:lang w:val="en-US"/>
+        </w:rPr>
+        <w:t xml:space="preserve">// </w:t>
+      </w:r>
+      <w:r>
+        <w:rPr>
+          <w:rFonts w:ascii="Consolas" w:hAnsi="Consolas" w:cs="Cascadia Mono"/>
+          <w:color w:val="008000"/>
+          <w:sz w:val="18"/>
+          <w:szCs w:val="19"/>
+          <w:highlight w:val="white"/>
+        </w:rPr>
+        <w:t>Безопасное</w:t>
+      </w:r>
+      <w:r>
+        <w:rPr>
+          <w:rFonts w:ascii="Consolas" w:hAnsi="Consolas" w:cs="Cascadia Mono"/>
+          <w:color w:val="008000"/>
+          <w:sz w:val="18"/>
+          <w:szCs w:val="19"/>
+          <w:highlight w:val="white"/>
+          <w:lang w:val="en-US"/>
+        </w:rPr>
+        <w:t xml:space="preserve"> </w:t>
+      </w:r>
+      <w:r>
+        <w:rPr>
+          <w:rFonts w:ascii="Consolas" w:hAnsi="Consolas" w:cs="Cascadia Mono"/>
+          <w:color w:val="008000"/>
+          <w:sz w:val="18"/>
+          <w:szCs w:val="19"/>
+          <w:highlight w:val="white"/>
+        </w:rPr>
+        <w:t>приведение</w:t>
       </w:r>
     </w:p>
     <w:p>
@@ -5545,6 +5585,7 @@
         <w:rPr>
           <w:sz w:val="22"/>
           <w:szCs w:val="22"/>
+          <w:lang w:val="en-US"/>
         </w:rPr>
       </w:pPr>
     </w:p>
@@ -7171,8 +7212,17 @@
           <w:bCs/>
           <w:sz w:val="22"/>
           <w:szCs w:val="22"/>
-        </w:rPr>
-        <w:t>– с</w:t>
+          <w:lang w:val="en-US"/>
+        </w:rPr>
+        <w:t xml:space="preserve">– </w:t>
+      </w:r>
+      <w:r>
+        <w:rPr>
+          <w:bCs/>
+          <w:sz w:val="22"/>
+          <w:szCs w:val="22"/>
+        </w:rPr>
+        <w:t>с</w:t>
       </w:r>
       <w:r>
         <w:rPr>
@@ -8055,7 +8105,6 @@
         <w:rPr>
           <w:rFonts w:ascii="Consolas" w:hAnsi="Consolas"/>
           <w:szCs w:val="22"/>
-          <w:lang w:val="en-US"/>
         </w:rPr>
       </w:pPr>
       <w:r>
@@ -8075,17 +8124,15 @@
           <w:bCs/>
           <w:sz w:val="22"/>
           <w:szCs w:val="22"/>
-          <w:lang w:val="en-US"/>
-        </w:rPr>
-      </w:pPr>
-    </w:p>
-    <w:p>
-      <w:pPr>
-        <w:rPr>
-          <w:bCs/>
-          <w:sz w:val="22"/>
-          <w:szCs w:val="22"/>
-          <w:lang w:val="en-US"/>
+        </w:rPr>
+      </w:pPr>
+    </w:p>
+    <w:p>
+      <w:pPr>
+        <w:rPr>
+          <w:bCs/>
+          <w:sz w:val="22"/>
+          <w:szCs w:val="22"/>
         </w:rPr>
       </w:pPr>
       <w:r>
@@ -8103,7 +8150,6 @@
           <w:bCs/>
           <w:sz w:val="22"/>
           <w:szCs w:val="22"/>
-          <w:lang w:val="en-US"/>
         </w:rPr>
         <w:t xml:space="preserve"> 2: </w:t>
       </w:r>
@@ -8122,7 +8168,6 @@
           <w:bCs/>
           <w:sz w:val="22"/>
           <w:szCs w:val="22"/>
-          <w:lang w:val="en-US"/>
         </w:rPr>
         <w:t xml:space="preserve"> </w:t>
       </w:r>
@@ -8141,18 +8186,35 @@
           <w:bCs/>
           <w:sz w:val="22"/>
           <w:szCs w:val="22"/>
-          <w:lang w:val="en-US"/>
-        </w:rPr>
-        <w:t xml:space="preserve"> Add()</w:t>
-      </w:r>
-    </w:p>
-    <w:p>
-      <w:pPr>
-        <w:rPr>
-          <w:bCs/>
-          <w:sz w:val="22"/>
-          <w:szCs w:val="22"/>
-          <w:lang w:val="en-US"/>
+        </w:rPr>
+        <w:t xml:space="preserve"> </w:t>
+      </w:r>
+      <w:r>
+        <w:rPr>
+          <w:b/>
+          <w:bCs/>
+          <w:sz w:val="22"/>
+          <w:szCs w:val="22"/>
+          <w:lang w:val="en-US"/>
+        </w:rPr>
+        <w:t>Add</w:t>
+      </w:r>
+      <w:r>
+        <w:rPr>
+          <w:b/>
+          <w:bCs/>
+          <w:sz w:val="22"/>
+          <w:szCs w:val="22"/>
+        </w:rPr>
+        <w:t>()</w:t>
+      </w:r>
+    </w:p>
+    <w:p>
+      <w:pPr>
+        <w:rPr>
+          <w:bCs/>
+          <w:sz w:val="22"/>
+          <w:szCs w:val="22"/>
         </w:rPr>
       </w:pPr>
     </w:p>
@@ -8180,7 +8242,6 @@
           <w:sz w:val="18"/>
           <w:szCs w:val="19"/>
           <w:highlight w:val="white"/>
-          <w:lang w:val="en-US"/>
         </w:rPr>
         <w:t xml:space="preserve">    </w:t>
       </w:r>
@@ -11346,7 +11407,7 @@
       <w:rPr>
         <w:noProof/>
       </w:rPr>
-      <w:t>8</w:t>
+      <w:t>12</w:t>
     </w:r>
     <w:r>
       <w:fldChar w:fldCharType="end"/>
@@ -14300,7 +14361,7 @@
 </file>
 
 <file path=customXml/itemProps1.xml><?xml version="1.0" encoding="utf-8"?>
-<ds:datastoreItem xmlns:ds="http://schemas.openxmlformats.org/officeDocument/2006/customXml" ds:itemID="{F22D5483-180D-4748-AE00-092FA354F76A}">
+<ds:datastoreItem xmlns:ds="http://schemas.openxmlformats.org/officeDocument/2006/customXml" ds:itemID="{3BCF30D8-303D-4D01-88E9-B52AA57F0943}">
   <ds:schemaRefs>
     <ds:schemaRef ds:uri="http://schemas.openxmlformats.org/officeDocument/2006/bibliography"/>
   </ds:schemaRefs>

--- a/Лабораторные/Лабораторная работа 3.docx
+++ b/Лабораторные/Лабораторная работа 3.docx
@@ -1,6 +1,6 @@
 
 <file path=word/document.xml><?xml version="1.0" encoding="utf-8"?>
-<w:document xmlns:wpc="http://schemas.microsoft.com/office/word/2010/wordprocessingCanvas" xmlns:cx="http://schemas.microsoft.com/office/drawing/2014/chartex" xmlns:mc="http://schemas.openxmlformats.org/markup-compatibility/2006" xmlns:o="urn:schemas-microsoft-com:office:office" xmlns:r="http://schemas.openxmlformats.org/officeDocument/2006/relationships" xmlns:m="http://schemas.openxmlformats.org/officeDocument/2006/math" xmlns:v="urn:schemas-microsoft-com:vml" xmlns:wp14="http://schemas.microsoft.com/office/word/2010/wordprocessingDrawing" xmlns:wp="http://schemas.openxmlformats.org/drawingml/2006/wordprocessingDrawing" xmlns:w10="urn:schemas-microsoft-com:office:word" xmlns:w="http://schemas.openxmlformats.org/wordprocessingml/2006/main" xmlns:w14="http://schemas.microsoft.com/office/word/2010/wordml" xmlns:w15="http://schemas.microsoft.com/office/word/2012/wordml" xmlns:w16se="http://schemas.microsoft.com/office/word/2015/wordml/symex" xmlns:wpg="http://schemas.microsoft.com/office/word/2010/wordprocessingGroup" xmlns:wpi="http://schemas.microsoft.com/office/word/2010/wordprocessingInk" xmlns:wne="http://schemas.microsoft.com/office/word/2006/wordml" xmlns:wps="http://schemas.microsoft.com/office/word/2010/wordprocessingShape" mc:Ignorable="w14 w15 w16se wp14">
+<w:document xmlns:wpc="http://schemas.microsoft.com/office/word/2010/wordprocessingCanvas" xmlns:mc="http://schemas.openxmlformats.org/markup-compatibility/2006" xmlns:o="urn:schemas-microsoft-com:office:office" xmlns:r="http://schemas.openxmlformats.org/officeDocument/2006/relationships" xmlns:m="http://schemas.openxmlformats.org/officeDocument/2006/math" xmlns:v="urn:schemas-microsoft-com:vml" xmlns:wp14="http://schemas.microsoft.com/office/word/2010/wordprocessingDrawing" xmlns:wp="http://schemas.openxmlformats.org/drawingml/2006/wordprocessingDrawing" xmlns:w10="urn:schemas-microsoft-com:office:word" xmlns:w="http://schemas.openxmlformats.org/wordprocessingml/2006/main" xmlns:w14="http://schemas.microsoft.com/office/word/2010/wordml" xmlns:w15="http://schemas.microsoft.com/office/word/2012/wordml" xmlns:wpg="http://schemas.microsoft.com/office/word/2010/wordprocessingGroup" xmlns:wpi="http://schemas.microsoft.com/office/word/2010/wordprocessingInk" xmlns:wne="http://schemas.microsoft.com/office/word/2006/wordml" xmlns:wps="http://schemas.microsoft.com/office/word/2010/wordprocessingShape" mc:Ignorable="w14 w15 wp14">
   <w:body>
     <w:p>
       <w:pPr>
@@ -38,8 +38,6 @@
         </w:rPr>
         <w:t>3</w:t>
       </w:r>
-      <w:bookmarkStart w:id="1" w:name="_GoBack"/>
-      <w:bookmarkEnd w:id="1"/>
       <w:r>
         <w:rPr>
           <w:rFonts w:ascii="Times New Roman" w:hAnsi="Times New Roman"/>
@@ -5831,18 +5829,9 @@
     </w:p>
     <w:p>
       <w:pPr>
-        <w:rPr>
-          <w:bCs/>
-          <w:sz w:val="22"/>
-          <w:szCs w:val="22"/>
-        </w:rPr>
-      </w:pPr>
-    </w:p>
-    <w:p>
-      <w:pPr>
         <w:numPr>
           <w:ilvl w:val="0"/>
-          <w:numId w:val="6"/>
+          <w:numId w:val="16"/>
         </w:numPr>
         <w:rPr>
           <w:bCs/>
@@ -5852,18 +5841,19 @@
       </w:pPr>
       <w:r>
         <w:rPr>
-          <w:bCs/>
-          <w:sz w:val="22"/>
-          <w:szCs w:val="22"/>
-        </w:rPr>
-        <w:t>MyList&lt;T&gt;</w:t>
+          <w:b/>
+          <w:bCs/>
+          <w:sz w:val="22"/>
+          <w:szCs w:val="22"/>
+        </w:rPr>
+        <w:t>MyList&lt;T&gt; (Динамический массив)</w:t>
       </w:r>
     </w:p>
     <w:p>
       <w:pPr>
         <w:numPr>
           <w:ilvl w:val="1"/>
-          <w:numId w:val="6"/>
+          <w:numId w:val="16"/>
         </w:numPr>
         <w:rPr>
           <w:bCs/>
@@ -5873,41 +5863,57 @@
       </w:pPr>
       <w:r>
         <w:rPr>
-          <w:bCs/>
-          <w:sz w:val="22"/>
-          <w:szCs w:val="22"/>
-        </w:rPr>
-        <w:t>Аналог List&lt;T&gt; с базовыми методами:</w:t>
+          <w:b/>
+          <w:bCs/>
+          <w:sz w:val="22"/>
+          <w:szCs w:val="22"/>
+        </w:rPr>
+        <w:t>Логика:</w:t>
+      </w:r>
+      <w:r>
+        <w:rPr>
+          <w:bCs/>
+          <w:sz w:val="22"/>
+          <w:szCs w:val="22"/>
+        </w:rPr>
+        <w:t> Реализация собственного списка на базе массива, который расширяется при заполнении.</w:t>
       </w:r>
     </w:p>
     <w:p>
       <w:pPr>
         <w:numPr>
           <w:ilvl w:val="1"/>
-          <w:numId w:val="6"/>
+          <w:numId w:val="16"/>
         </w:numPr>
         <w:rPr>
           <w:bCs/>
           <w:sz w:val="22"/>
           <w:szCs w:val="22"/>
-          <w:lang w:val="en-US"/>
-        </w:rPr>
-      </w:pPr>
-      <w:r>
-        <w:rPr>
-          <w:bCs/>
-          <w:sz w:val="22"/>
-          <w:szCs w:val="22"/>
-          <w:lang w:val="en-US"/>
-        </w:rPr>
-        <w:t>Add(T item), Remove(T item), Get(int index), Count</w:t>
+        </w:rPr>
+      </w:pPr>
+      <w:r>
+        <w:rPr>
+          <w:b/>
+          <w:bCs/>
+          <w:sz w:val="22"/>
+          <w:szCs w:val="22"/>
+        </w:rPr>
+        <w:t>Методы:</w:t>
+      </w:r>
+      <w:r>
+        <w:rPr>
+          <w:bCs/>
+          <w:sz w:val="22"/>
+          <w:szCs w:val="22"/>
+        </w:rPr>
+        <w:t> Add(T item) — добавление с расширением массива; RemoveAt(int index) — удаление со сдвигом элементов; Get(int index) — получение значения; Count — свойство текущего количества.</w:t>
       </w:r>
     </w:p>
     <w:p>
       <w:pPr>
         <w:numPr>
           <w:ilvl w:val="0"/>
-          <w:numId w:val="6"/>
+          <w:numId w:val="16"/>
         </w:numPr>
         <w:rPr>
           <w:bCs/>
@@ -5917,18 +5923,19 @@
       </w:pPr>
       <w:r>
         <w:rPr>
-          <w:bCs/>
-          <w:sz w:val="22"/>
-          <w:szCs w:val="22"/>
-        </w:rPr>
-        <w:t>MyStack&lt;T&gt;</w:t>
+          <w:b/>
+          <w:bCs/>
+          <w:sz w:val="22"/>
+          <w:szCs w:val="22"/>
+        </w:rPr>
+        <w:t>MyStack&lt;T&gt; (Обобщенный стек)</w:t>
       </w:r>
     </w:p>
     <w:p>
       <w:pPr>
         <w:numPr>
           <w:ilvl w:val="1"/>
-          <w:numId w:val="6"/>
+          <w:numId w:val="16"/>
         </w:numPr>
         <w:rPr>
           <w:bCs/>
@@ -5938,41 +5945,57 @@
       </w:pPr>
       <w:r>
         <w:rPr>
-          <w:bCs/>
-          <w:sz w:val="22"/>
-          <w:szCs w:val="22"/>
-        </w:rPr>
-        <w:t>Классический стек с:</w:t>
+          <w:b/>
+          <w:bCs/>
+          <w:sz w:val="22"/>
+          <w:szCs w:val="22"/>
+        </w:rPr>
+        <w:t>Логика:</w:t>
+      </w:r>
+      <w:r>
+        <w:rPr>
+          <w:bCs/>
+          <w:sz w:val="22"/>
+          <w:szCs w:val="22"/>
+        </w:rPr>
+        <w:t> Структура данных LIFO («последним пришел — первым ушел»).</w:t>
       </w:r>
     </w:p>
     <w:p>
       <w:pPr>
         <w:numPr>
           <w:ilvl w:val="1"/>
-          <w:numId w:val="6"/>
+          <w:numId w:val="16"/>
         </w:numPr>
         <w:rPr>
           <w:bCs/>
           <w:sz w:val="22"/>
           <w:szCs w:val="22"/>
-          <w:lang w:val="en-US"/>
-        </w:rPr>
-      </w:pPr>
-      <w:r>
-        <w:rPr>
-          <w:bCs/>
-          <w:sz w:val="22"/>
-          <w:szCs w:val="22"/>
-          <w:lang w:val="en-US"/>
-        </w:rPr>
-        <w:t>Push(T item), Pop(), Peek(), IsEmpty</w:t>
+        </w:rPr>
+      </w:pPr>
+      <w:r>
+        <w:rPr>
+          <w:b/>
+          <w:bCs/>
+          <w:sz w:val="22"/>
+          <w:szCs w:val="22"/>
+        </w:rPr>
+        <w:t>Методы:</w:t>
+      </w:r>
+      <w:r>
+        <w:rPr>
+          <w:bCs/>
+          <w:sz w:val="22"/>
+          <w:szCs w:val="22"/>
+        </w:rPr>
+        <w:t> Push(T item) — положить в стек; Pop() — извлечь верхний элемент; Peek() — посмотреть верхний элемент без удаления; IsEmpty — проверка на пустоту.</w:t>
       </w:r>
     </w:p>
     <w:p>
       <w:pPr>
         <w:numPr>
           <w:ilvl w:val="0"/>
-          <w:numId w:val="6"/>
+          <w:numId w:val="16"/>
         </w:numPr>
         <w:rPr>
           <w:bCs/>
@@ -5982,18 +6005,19 @@
       </w:pPr>
       <w:r>
         <w:rPr>
-          <w:bCs/>
-          <w:sz w:val="22"/>
-          <w:szCs w:val="22"/>
-        </w:rPr>
-        <w:t>MyQueue&lt;T&gt;</w:t>
+          <w:b/>
+          <w:bCs/>
+          <w:sz w:val="22"/>
+          <w:szCs w:val="22"/>
+        </w:rPr>
+        <w:t>MyQueue&lt;T&gt; (Обобщенная очередь)</w:t>
       </w:r>
     </w:p>
     <w:p>
       <w:pPr>
         <w:numPr>
           <w:ilvl w:val="1"/>
-          <w:numId w:val="6"/>
+          <w:numId w:val="16"/>
         </w:numPr>
         <w:rPr>
           <w:bCs/>
@@ -6003,41 +6027,57 @@
       </w:pPr>
       <w:r>
         <w:rPr>
-          <w:bCs/>
-          <w:sz w:val="22"/>
-          <w:szCs w:val="22"/>
-        </w:rPr>
-        <w:t>Очередь с:</w:t>
+          <w:b/>
+          <w:bCs/>
+          <w:sz w:val="22"/>
+          <w:szCs w:val="22"/>
+        </w:rPr>
+        <w:t>Логика:</w:t>
+      </w:r>
+      <w:r>
+        <w:rPr>
+          <w:bCs/>
+          <w:sz w:val="22"/>
+          <w:szCs w:val="22"/>
+        </w:rPr>
+        <w:t> Структура данных FIFO («первым пришел — первым ушел»).</w:t>
       </w:r>
     </w:p>
     <w:p>
       <w:pPr>
         <w:numPr>
           <w:ilvl w:val="1"/>
-          <w:numId w:val="6"/>
+          <w:numId w:val="16"/>
         </w:numPr>
         <w:rPr>
           <w:bCs/>
           <w:sz w:val="22"/>
           <w:szCs w:val="22"/>
-          <w:lang w:val="en-US"/>
-        </w:rPr>
-      </w:pPr>
-      <w:r>
-        <w:rPr>
-          <w:bCs/>
-          <w:sz w:val="22"/>
-          <w:szCs w:val="22"/>
-          <w:lang w:val="en-US"/>
-        </w:rPr>
-        <w:t>Enqueue(T item), Dequeue(), Peek(), Count</w:t>
+        </w:rPr>
+      </w:pPr>
+      <w:r>
+        <w:rPr>
+          <w:b/>
+          <w:bCs/>
+          <w:sz w:val="22"/>
+          <w:szCs w:val="22"/>
+        </w:rPr>
+        <w:t>Методы:</w:t>
+      </w:r>
+      <w:r>
+        <w:rPr>
+          <w:bCs/>
+          <w:sz w:val="22"/>
+          <w:szCs w:val="22"/>
+        </w:rPr>
+        <w:t> Enqueue(T item) — добавить в конец; Dequeue() — извлечь из начала со сдвигом; Peek() — посмотреть первый элемент; Count — количество элементов.</w:t>
       </w:r>
     </w:p>
     <w:p>
       <w:pPr>
         <w:numPr>
           <w:ilvl w:val="0"/>
-          <w:numId w:val="6"/>
+          <w:numId w:val="16"/>
         </w:numPr>
         <w:rPr>
           <w:bCs/>
@@ -6047,18 +6087,19 @@
       </w:pPr>
       <w:r>
         <w:rPr>
-          <w:bCs/>
-          <w:sz w:val="22"/>
-          <w:szCs w:val="22"/>
-        </w:rPr>
-        <w:t>CircularBuffer&lt;T&gt;</w:t>
+          <w:b/>
+          <w:bCs/>
+          <w:sz w:val="22"/>
+          <w:szCs w:val="22"/>
+        </w:rPr>
+        <w:t>CircularBuffer&lt;T&gt; (Кольцевой буфер)</w:t>
       </w:r>
     </w:p>
     <w:p>
       <w:pPr>
         <w:numPr>
           <w:ilvl w:val="1"/>
-          <w:numId w:val="6"/>
+          <w:numId w:val="16"/>
         </w:numPr>
         <w:rPr>
           <w:bCs/>
@@ -6068,62 +6109,119 @@
       </w:pPr>
       <w:r>
         <w:rPr>
-          <w:bCs/>
-          <w:sz w:val="22"/>
-          <w:szCs w:val="22"/>
-        </w:rPr>
-        <w:t>Кольцевой буфер фиксированного размера:</w:t>
+          <w:b/>
+          <w:bCs/>
+          <w:sz w:val="22"/>
+          <w:szCs w:val="22"/>
+        </w:rPr>
+        <w:t>Логика:</w:t>
+      </w:r>
+      <w:r>
+        <w:rPr>
+          <w:bCs/>
+          <w:sz w:val="22"/>
+          <w:szCs w:val="22"/>
+        </w:rPr>
+        <w:t> Буфер фиксированного размера. При заполнении новые элементы записываются на место самых старых.</w:t>
       </w:r>
     </w:p>
     <w:p>
       <w:pPr>
         <w:numPr>
           <w:ilvl w:val="1"/>
-          <w:numId w:val="6"/>
+          <w:numId w:val="16"/>
         </w:numPr>
         <w:rPr>
           <w:bCs/>
           <w:sz w:val="22"/>
           <w:szCs w:val="22"/>
-          <w:lang w:val="en-US"/>
-        </w:rPr>
-      </w:pPr>
-      <w:r>
-        <w:rPr>
-          <w:bCs/>
-          <w:sz w:val="22"/>
-          <w:szCs w:val="22"/>
-          <w:lang w:val="en-US"/>
-        </w:rPr>
-        <w:t>Add(T item), Get(int index), Size</w:t>
+        </w:rPr>
+      </w:pPr>
+      <w:r>
+        <w:rPr>
+          <w:b/>
+          <w:bCs/>
+          <w:sz w:val="22"/>
+          <w:szCs w:val="22"/>
+        </w:rPr>
+        <w:t>Методы:</w:t>
+      </w:r>
+      <w:r>
+        <w:rPr>
+          <w:bCs/>
+          <w:sz w:val="22"/>
+          <w:szCs w:val="22"/>
+        </w:rPr>
+        <w:t> Write(T item) — запись в буфер; ReadAll() — получение всех элементов в порядке их записи; Clear() — очистка; IsFull — свойство.</w:t>
       </w:r>
     </w:p>
     <w:p>
       <w:pPr>
         <w:numPr>
           <w:ilvl w:val="0"/>
-          <w:numId w:val="6"/>
+          <w:numId w:val="16"/>
         </w:numPr>
         <w:rPr>
           <w:bCs/>
           <w:sz w:val="22"/>
           <w:szCs w:val="22"/>
-        </w:rPr>
-      </w:pPr>
-      <w:r>
-        <w:rPr>
-          <w:bCs/>
-          <w:sz w:val="22"/>
-          <w:szCs w:val="22"/>
-        </w:rPr>
-        <w:t>Pair&lt;T1, T2&gt;</w:t>
+          <w:lang w:val="en-US"/>
+        </w:rPr>
+      </w:pPr>
+      <w:r>
+        <w:rPr>
+          <w:b/>
+          <w:bCs/>
+          <w:sz w:val="22"/>
+          <w:szCs w:val="22"/>
+          <w:lang w:val="en-US"/>
+        </w:rPr>
+        <w:t>Range&lt;T&gt; (</w:t>
+      </w:r>
+      <w:r>
+        <w:rPr>
+          <w:b/>
+          <w:bCs/>
+          <w:sz w:val="22"/>
+          <w:szCs w:val="22"/>
+        </w:rPr>
+        <w:t>Диапазон</w:t>
+      </w:r>
+      <w:r>
+        <w:rPr>
+          <w:b/>
+          <w:bCs/>
+          <w:sz w:val="22"/>
+          <w:szCs w:val="22"/>
+          <w:lang w:val="en-US"/>
+        </w:rPr>
+        <w:t xml:space="preserve"> </w:t>
+      </w:r>
+      <w:r>
+        <w:rPr>
+          <w:b/>
+          <w:bCs/>
+          <w:sz w:val="22"/>
+          <w:szCs w:val="22"/>
+        </w:rPr>
+        <w:t>значений</w:t>
+      </w:r>
+      <w:r>
+        <w:rPr>
+          <w:b/>
+          <w:bCs/>
+          <w:sz w:val="22"/>
+          <w:szCs w:val="22"/>
+          <w:lang w:val="en-US"/>
+        </w:rPr>
+        <w:t>) where T : IComparable&lt;T&gt;</w:t>
       </w:r>
     </w:p>
     <w:p>
       <w:pPr>
         <w:numPr>
           <w:ilvl w:val="1"/>
-          <w:numId w:val="6"/>
+          <w:numId w:val="16"/>
         </w:numPr>
         <w:rPr>
           <w:bCs/>
@@ -6133,62 +6231,120 @@
       </w:pPr>
       <w:r>
         <w:rPr>
-          <w:bCs/>
-          <w:sz w:val="22"/>
-          <w:szCs w:val="22"/>
-        </w:rPr>
-        <w:t>Контейнер для двух значений:</w:t>
+          <w:b/>
+          <w:bCs/>
+          <w:sz w:val="22"/>
+          <w:szCs w:val="22"/>
+        </w:rPr>
+        <w:t>Логика:</w:t>
+      </w:r>
+      <w:r>
+        <w:rPr>
+          <w:bCs/>
+          <w:sz w:val="22"/>
+          <w:szCs w:val="22"/>
+        </w:rPr>
+        <w:t> Работа с интервалом (например, даты или числа).</w:t>
       </w:r>
     </w:p>
     <w:p>
       <w:pPr>
         <w:numPr>
           <w:ilvl w:val="1"/>
-          <w:numId w:val="6"/>
+          <w:numId w:val="16"/>
         </w:numPr>
         <w:rPr>
           <w:bCs/>
           <w:sz w:val="22"/>
           <w:szCs w:val="22"/>
-          <w:lang w:val="en-US"/>
-        </w:rPr>
-      </w:pPr>
-      <w:r>
-        <w:rPr>
-          <w:bCs/>
-          <w:sz w:val="22"/>
-          <w:szCs w:val="22"/>
-          <w:lang w:val="en-US"/>
-        </w:rPr>
-        <w:t>First (T1), Second (T2), Swap()</w:t>
+        </w:rPr>
+      </w:pPr>
+      <w:r>
+        <w:rPr>
+          <w:b/>
+          <w:bCs/>
+          <w:sz w:val="22"/>
+          <w:szCs w:val="22"/>
+        </w:rPr>
+        <w:t>Методы:</w:t>
+      </w:r>
+      <w:r>
+        <w:rPr>
+          <w:bCs/>
+          <w:sz w:val="22"/>
+          <w:szCs w:val="22"/>
+        </w:rPr>
+        <w:t> Start, End — границы; Contains(T value) — входит ли значение в диапазон; Intersects(Range&lt;T&gt; other) — пересекается ли текущий диапазон с другим.</w:t>
       </w:r>
     </w:p>
     <w:p>
       <w:pPr>
         <w:numPr>
           <w:ilvl w:val="0"/>
-          <w:numId w:val="6"/>
+          <w:numId w:val="16"/>
         </w:numPr>
         <w:rPr>
           <w:bCs/>
           <w:sz w:val="22"/>
           <w:szCs w:val="22"/>
-        </w:rPr>
-      </w:pPr>
-      <w:r>
-        <w:rPr>
-          <w:bCs/>
-          <w:sz w:val="22"/>
-          <w:szCs w:val="22"/>
-        </w:rPr>
-        <w:t>Calculator&lt;T&gt;</w:t>
+          <w:lang w:val="en-US"/>
+        </w:rPr>
+      </w:pPr>
+      <w:r>
+        <w:rPr>
+          <w:b/>
+          <w:bCs/>
+          <w:sz w:val="22"/>
+          <w:szCs w:val="22"/>
+          <w:lang w:val="en-US"/>
+        </w:rPr>
+        <w:lastRenderedPageBreak/>
+        <w:t>SortedStorage&lt;T&gt; (</w:t>
+      </w:r>
+      <w:r>
+        <w:rPr>
+          <w:b/>
+          <w:bCs/>
+          <w:sz w:val="22"/>
+          <w:szCs w:val="22"/>
+        </w:rPr>
+        <w:t>Сортированное</w:t>
+      </w:r>
+      <w:r>
+        <w:rPr>
+          <w:b/>
+          <w:bCs/>
+          <w:sz w:val="22"/>
+          <w:szCs w:val="22"/>
+          <w:lang w:val="en-US"/>
+        </w:rPr>
+        <w:t xml:space="preserve"> </w:t>
+      </w:r>
+      <w:r>
+        <w:rPr>
+          <w:b/>
+          <w:bCs/>
+          <w:sz w:val="22"/>
+          <w:szCs w:val="22"/>
+        </w:rPr>
+        <w:t>хранилище</w:t>
+      </w:r>
+      <w:r>
+        <w:rPr>
+          <w:b/>
+          <w:bCs/>
+          <w:sz w:val="22"/>
+          <w:szCs w:val="22"/>
+          <w:lang w:val="en-US"/>
+        </w:rPr>
+        <w:t>) where T : IComparable&lt;T&gt;</w:t>
       </w:r>
     </w:p>
     <w:p>
       <w:pPr>
         <w:numPr>
           <w:ilvl w:val="1"/>
-          <w:numId w:val="7"/>
+          <w:numId w:val="16"/>
         </w:numPr>
         <w:rPr>
           <w:bCs/>
@@ -6198,62 +6354,119 @@
       </w:pPr>
       <w:r>
         <w:rPr>
-          <w:bCs/>
-          <w:sz w:val="22"/>
-          <w:szCs w:val="22"/>
-        </w:rPr>
-        <w:t>Базовые операции (ограничение where T : INumber&lt;T&gt;):</w:t>
+          <w:b/>
+          <w:bCs/>
+          <w:sz w:val="22"/>
+          <w:szCs w:val="22"/>
+        </w:rPr>
+        <w:t>Логика:</w:t>
+      </w:r>
+      <w:r>
+        <w:rPr>
+          <w:bCs/>
+          <w:sz w:val="22"/>
+          <w:szCs w:val="22"/>
+        </w:rPr>
+        <w:t> Список, который при добавлении элемента автоматически вставляет его в нужное место для сохранения сортировки.</w:t>
       </w:r>
     </w:p>
     <w:p>
       <w:pPr>
         <w:numPr>
           <w:ilvl w:val="1"/>
-          <w:numId w:val="7"/>
+          <w:numId w:val="16"/>
         </w:numPr>
         <w:rPr>
           <w:bCs/>
           <w:sz w:val="22"/>
           <w:szCs w:val="22"/>
-          <w:lang w:val="en-US"/>
-        </w:rPr>
-      </w:pPr>
-      <w:r>
-        <w:rPr>
-          <w:bCs/>
-          <w:sz w:val="22"/>
-          <w:szCs w:val="22"/>
-          <w:lang w:val="en-US"/>
-        </w:rPr>
-        <w:t>Add(T a, T b), Subtract(T a, T b), Multiply(T a, T b)</w:t>
+        </w:rPr>
+      </w:pPr>
+      <w:r>
+        <w:rPr>
+          <w:b/>
+          <w:bCs/>
+          <w:sz w:val="22"/>
+          <w:szCs w:val="22"/>
+        </w:rPr>
+        <w:t>Методы:</w:t>
+      </w:r>
+      <w:r>
+        <w:rPr>
+          <w:bCs/>
+          <w:sz w:val="22"/>
+          <w:szCs w:val="22"/>
+        </w:rPr>
+        <w:t> Add(T item) — вставка с сохранением порядка; GetMin(), GetMax() — получение крайних значений; Remove(T item) — поиск и удаление.</w:t>
       </w:r>
     </w:p>
     <w:p>
       <w:pPr>
         <w:numPr>
           <w:ilvl w:val="0"/>
-          <w:numId w:val="6"/>
+          <w:numId w:val="16"/>
         </w:numPr>
         <w:rPr>
           <w:bCs/>
           <w:sz w:val="22"/>
           <w:szCs w:val="22"/>
-        </w:rPr>
-      </w:pPr>
-      <w:r>
-        <w:rPr>
-          <w:bCs/>
-          <w:sz w:val="22"/>
-          <w:szCs w:val="22"/>
-        </w:rPr>
-        <w:t>Range&lt;T&gt;</w:t>
+          <w:lang w:val="en-US"/>
+        </w:rPr>
+      </w:pPr>
+      <w:r>
+        <w:rPr>
+          <w:b/>
+          <w:bCs/>
+          <w:sz w:val="22"/>
+          <w:szCs w:val="22"/>
+          <w:lang w:val="en-US"/>
+        </w:rPr>
+        <w:t>MathStats&lt;T&gt; (</w:t>
+      </w:r>
+      <w:r>
+        <w:rPr>
+          <w:b/>
+          <w:bCs/>
+          <w:sz w:val="22"/>
+          <w:szCs w:val="22"/>
+        </w:rPr>
+        <w:t>Статистика</w:t>
+      </w:r>
+      <w:r>
+        <w:rPr>
+          <w:b/>
+          <w:bCs/>
+          <w:sz w:val="22"/>
+          <w:szCs w:val="22"/>
+          <w:lang w:val="en-US"/>
+        </w:rPr>
+        <w:t xml:space="preserve"> </w:t>
+      </w:r>
+      <w:r>
+        <w:rPr>
+          <w:b/>
+          <w:bCs/>
+          <w:sz w:val="22"/>
+          <w:szCs w:val="22"/>
+        </w:rPr>
+        <w:t>массива</w:t>
+      </w:r>
+      <w:r>
+        <w:rPr>
+          <w:b/>
+          <w:bCs/>
+          <w:sz w:val="22"/>
+          <w:szCs w:val="22"/>
+          <w:lang w:val="en-US"/>
+        </w:rPr>
+        <w:t>) where T : struct, IComparable&lt;T&gt;</w:t>
       </w:r>
     </w:p>
     <w:p>
       <w:pPr>
         <w:numPr>
           <w:ilvl w:val="1"/>
-          <w:numId w:val="7"/>
+          <w:numId w:val="16"/>
         </w:numPr>
         <w:rPr>
           <w:bCs/>
@@ -6263,163 +6476,241 @@
       </w:pPr>
       <w:r>
         <w:rPr>
-          <w:bCs/>
-          <w:sz w:val="22"/>
-          <w:szCs w:val="22"/>
-        </w:rPr>
-        <w:t>Диапазон значений (ограничение where T : IComparable):</w:t>
+          <w:b/>
+          <w:bCs/>
+          <w:sz w:val="22"/>
+          <w:szCs w:val="22"/>
+        </w:rPr>
+        <w:t>Логика:</w:t>
+      </w:r>
+      <w:r>
+        <w:rPr>
+          <w:bCs/>
+          <w:sz w:val="22"/>
+          <w:szCs w:val="22"/>
+        </w:rPr>
+        <w:t> Класс для вычисления показателей в массиве числовых типов.</w:t>
       </w:r>
     </w:p>
     <w:p>
       <w:pPr>
         <w:numPr>
           <w:ilvl w:val="1"/>
-          <w:numId w:val="7"/>
+          <w:numId w:val="16"/>
         </w:numPr>
         <w:rPr>
           <w:bCs/>
           <w:sz w:val="22"/>
           <w:szCs w:val="22"/>
-          <w:lang w:val="en-US"/>
-        </w:rPr>
-      </w:pPr>
-      <w:r>
-        <w:rPr>
-          <w:bCs/>
-          <w:sz w:val="22"/>
-          <w:szCs w:val="22"/>
-          <w:lang w:val="en-US"/>
-        </w:rPr>
-        <w:t>Start, End, Contains(T value)</w:t>
+        </w:rPr>
+      </w:pPr>
+      <w:r>
+        <w:rPr>
+          <w:b/>
+          <w:bCs/>
+          <w:sz w:val="22"/>
+          <w:szCs w:val="22"/>
+        </w:rPr>
+        <w:t>Методы:</w:t>
+      </w:r>
+      <w:r>
+        <w:rPr>
+          <w:bCs/>
+          <w:sz w:val="22"/>
+          <w:szCs w:val="22"/>
+        </w:rPr>
+        <w:t> Max(T[] array) — поиск максимума; Min(T[] array) — поиск минимума; CountOccurrences(T[] array, T value) — сколько раз элемент встречается в массиве.</w:t>
       </w:r>
     </w:p>
     <w:p>
       <w:pPr>
         <w:numPr>
           <w:ilvl w:val="0"/>
-          <w:numId w:val="6"/>
+          <w:numId w:val="16"/>
         </w:numPr>
         <w:rPr>
           <w:bCs/>
           <w:sz w:val="22"/>
           <w:szCs w:val="22"/>
-        </w:rPr>
-      </w:pPr>
-      <w:r>
-        <w:rPr>
-          <w:bCs/>
-          <w:sz w:val="22"/>
-          <w:szCs w:val="22"/>
-        </w:rPr>
-        <w:t>Vector2D&lt;T&gt;</w:t>
+          <w:lang w:val="en-US"/>
+        </w:rPr>
+      </w:pPr>
+      <w:r>
+        <w:rPr>
+          <w:b/>
+          <w:bCs/>
+          <w:sz w:val="22"/>
+          <w:szCs w:val="22"/>
+          <w:lang w:val="en-US"/>
+        </w:rPr>
+        <w:t>Repository&lt;T&gt; (</w:t>
+      </w:r>
+      <w:r>
+        <w:rPr>
+          <w:b/>
+          <w:bCs/>
+          <w:sz w:val="22"/>
+          <w:szCs w:val="22"/>
+        </w:rPr>
+        <w:t>Хранилище</w:t>
+      </w:r>
+      <w:r>
+        <w:rPr>
+          <w:b/>
+          <w:bCs/>
+          <w:sz w:val="22"/>
+          <w:szCs w:val="22"/>
+          <w:lang w:val="en-US"/>
+        </w:rPr>
+        <w:t xml:space="preserve"> </w:t>
+      </w:r>
+      <w:r>
+        <w:rPr>
+          <w:b/>
+          <w:bCs/>
+          <w:sz w:val="22"/>
+          <w:szCs w:val="22"/>
+        </w:rPr>
+        <w:t>объектов</w:t>
+      </w:r>
+      <w:r>
+        <w:rPr>
+          <w:b/>
+          <w:bCs/>
+          <w:sz w:val="22"/>
+          <w:szCs w:val="22"/>
+          <w:lang w:val="en-US"/>
+        </w:rPr>
+        <w:t>) where T : class, new()</w:t>
       </w:r>
     </w:p>
     <w:p>
       <w:pPr>
         <w:numPr>
           <w:ilvl w:val="1"/>
-          <w:numId w:val="7"/>
+          <w:numId w:val="16"/>
         </w:numPr>
         <w:rPr>
           <w:bCs/>
           <w:sz w:val="22"/>
           <w:szCs w:val="22"/>
-          <w:lang w:val="en-US"/>
-        </w:rPr>
-      </w:pPr>
-      <w:r>
-        <w:rPr>
-          <w:bCs/>
-          <w:sz w:val="22"/>
-          <w:szCs w:val="22"/>
-          <w:lang w:val="en-US"/>
-        </w:rPr>
-        <w:t>2D-</w:t>
-      </w:r>
-      <w:r>
-        <w:rPr>
-          <w:bCs/>
-          <w:sz w:val="22"/>
-          <w:szCs w:val="22"/>
-        </w:rPr>
-        <w:t>вектор</w:t>
-      </w:r>
-      <w:r>
-        <w:rPr>
-          <w:bCs/>
-          <w:sz w:val="22"/>
-          <w:szCs w:val="22"/>
-          <w:lang w:val="en-US"/>
-        </w:rPr>
-        <w:t xml:space="preserve"> </w:t>
-      </w:r>
-      <w:r>
-        <w:rPr>
-          <w:bCs/>
-          <w:sz w:val="22"/>
-          <w:szCs w:val="22"/>
-        </w:rPr>
-        <w:t>для</w:t>
-      </w:r>
-      <w:r>
-        <w:rPr>
-          <w:bCs/>
-          <w:sz w:val="22"/>
-          <w:szCs w:val="22"/>
-          <w:lang w:val="en-US"/>
-        </w:rPr>
-        <w:t xml:space="preserve"> int/double:</w:t>
+        </w:rPr>
+      </w:pPr>
+      <w:r>
+        <w:rPr>
+          <w:b/>
+          <w:bCs/>
+          <w:sz w:val="22"/>
+          <w:szCs w:val="22"/>
+        </w:rPr>
+        <w:t>Логика:</w:t>
+      </w:r>
+      <w:r>
+        <w:rPr>
+          <w:bCs/>
+          <w:sz w:val="22"/>
+          <w:szCs w:val="22"/>
+        </w:rPr>
+        <w:t> Имитация базы данных для работы с объектами классов.</w:t>
       </w:r>
     </w:p>
     <w:p>
       <w:pPr>
         <w:numPr>
           <w:ilvl w:val="1"/>
-          <w:numId w:val="7"/>
+          <w:numId w:val="16"/>
         </w:numPr>
         <w:rPr>
           <w:bCs/>
           <w:sz w:val="22"/>
           <w:szCs w:val="22"/>
-          <w:lang w:val="en-US"/>
-        </w:rPr>
-      </w:pPr>
-      <w:r>
-        <w:rPr>
-          <w:bCs/>
-          <w:sz w:val="22"/>
-          <w:szCs w:val="22"/>
-          <w:lang w:val="en-US"/>
-        </w:rPr>
-        <w:t>X, Y, Magnitude(), DotProduct(Vector2D&lt;T&gt; other)</w:t>
+        </w:rPr>
+      </w:pPr>
+      <w:r>
+        <w:rPr>
+          <w:b/>
+          <w:bCs/>
+          <w:sz w:val="22"/>
+          <w:szCs w:val="22"/>
+        </w:rPr>
+        <w:t>Методы:</w:t>
+      </w:r>
+      <w:r>
+        <w:rPr>
+          <w:bCs/>
+          <w:sz w:val="22"/>
+          <w:szCs w:val="22"/>
+        </w:rPr>
+        <w:t> Add(T item) — сохранение; GetById(int id) — поиск по ID (предположим, что у T есть ID); GetAll() — вернуть список всех объектов; CreateNew() — метод создания нового пустого экземпляра типа T.</w:t>
       </w:r>
     </w:p>
     <w:p>
       <w:pPr>
         <w:numPr>
           <w:ilvl w:val="0"/>
-          <w:numId w:val="6"/>
+          <w:numId w:val="16"/>
         </w:numPr>
         <w:rPr>
           <w:bCs/>
           <w:sz w:val="22"/>
           <w:szCs w:val="22"/>
-        </w:rPr>
-      </w:pPr>
-      <w:r>
-        <w:rPr>
-          <w:bCs/>
-          <w:sz w:val="22"/>
-          <w:szCs w:val="22"/>
-        </w:rPr>
-        <w:t>MathStats&lt;T&gt;</w:t>
+          <w:lang w:val="en-US"/>
+        </w:rPr>
+      </w:pPr>
+      <w:r>
+        <w:rPr>
+          <w:b/>
+          <w:bCs/>
+          <w:sz w:val="22"/>
+          <w:szCs w:val="22"/>
+          <w:lang w:val="en-US"/>
+        </w:rPr>
+        <w:t>ObjectPool&lt;T&gt; (</w:t>
+      </w:r>
+      <w:r>
+        <w:rPr>
+          <w:b/>
+          <w:bCs/>
+          <w:sz w:val="22"/>
+          <w:szCs w:val="22"/>
+        </w:rPr>
+        <w:t>Пул</w:t>
+      </w:r>
+      <w:r>
+        <w:rPr>
+          <w:b/>
+          <w:bCs/>
+          <w:sz w:val="22"/>
+          <w:szCs w:val="22"/>
+          <w:lang w:val="en-US"/>
+        </w:rPr>
+        <w:t xml:space="preserve"> </w:t>
+      </w:r>
+      <w:r>
+        <w:rPr>
+          <w:b/>
+          <w:bCs/>
+          <w:sz w:val="22"/>
+          <w:szCs w:val="22"/>
+        </w:rPr>
+        <w:t>объектов</w:t>
+      </w:r>
+      <w:r>
+        <w:rPr>
+          <w:b/>
+          <w:bCs/>
+          <w:sz w:val="22"/>
+          <w:szCs w:val="22"/>
+          <w:lang w:val="en-US"/>
+        </w:rPr>
+        <w:t>) where T : class, new()</w:t>
       </w:r>
     </w:p>
     <w:p>
       <w:pPr>
         <w:numPr>
           <w:ilvl w:val="1"/>
-          <w:numId w:val="7"/>
+          <w:numId w:val="16"/>
         </w:numPr>
         <w:rPr>
           <w:bCs/>
@@ -6429,41 +6720,57 @@
       </w:pPr>
       <w:r>
         <w:rPr>
-          <w:bCs/>
-          <w:sz w:val="22"/>
-          <w:szCs w:val="22"/>
-        </w:rPr>
-        <w:t>Статистика для числовых типов:</w:t>
+          <w:b/>
+          <w:bCs/>
+          <w:sz w:val="22"/>
+          <w:szCs w:val="22"/>
+        </w:rPr>
+        <w:t>Логика:</w:t>
+      </w:r>
+      <w:r>
+        <w:rPr>
+          <w:bCs/>
+          <w:sz w:val="22"/>
+          <w:szCs w:val="22"/>
+        </w:rPr>
+        <w:t> Система переиспользования объектов для экономии памяти.</w:t>
       </w:r>
     </w:p>
     <w:p>
       <w:pPr>
         <w:numPr>
           <w:ilvl w:val="1"/>
-          <w:numId w:val="7"/>
+          <w:numId w:val="16"/>
         </w:numPr>
         <w:rPr>
           <w:bCs/>
           <w:sz w:val="22"/>
           <w:szCs w:val="22"/>
-          <w:lang w:val="en-US"/>
-        </w:rPr>
-      </w:pPr>
-      <w:r>
-        <w:rPr>
-          <w:bCs/>
-          <w:sz w:val="22"/>
-          <w:szCs w:val="22"/>
-          <w:lang w:val="en-US"/>
-        </w:rPr>
-        <w:t>Average(T[] array), Max(T[] array), Min(T[] array)</w:t>
+        </w:rPr>
+      </w:pPr>
+      <w:r>
+        <w:rPr>
+          <w:b/>
+          <w:bCs/>
+          <w:sz w:val="22"/>
+          <w:szCs w:val="22"/>
+        </w:rPr>
+        <w:t>Методы:</w:t>
+      </w:r>
+      <w:r>
+        <w:rPr>
+          <w:bCs/>
+          <w:sz w:val="22"/>
+          <w:szCs w:val="22"/>
+        </w:rPr>
+        <w:t> GetObject() — взять объект из пула (если пул пуст — создать новый); ReturnObject(T item) — вернуть объект в пул для повторного использования; PoolSize — текущее количество свободных объектов.</w:t>
       </w:r>
     </w:p>
     <w:p>
       <w:pPr>
         <w:numPr>
           <w:ilvl w:val="0"/>
-          <w:numId w:val="6"/>
+          <w:numId w:val="16"/>
         </w:numPr>
         <w:rPr>
           <w:bCs/>
@@ -6473,18 +6780,19 @@
       </w:pPr>
       <w:r>
         <w:rPr>
-          <w:bCs/>
-          <w:sz w:val="22"/>
-          <w:szCs w:val="22"/>
-        </w:rPr>
-        <w:t>Matrix2x2&lt;T&gt;</w:t>
+          <w:b/>
+          <w:bCs/>
+          <w:sz w:val="22"/>
+          <w:szCs w:val="22"/>
+        </w:rPr>
+        <w:t>Result&lt;T&gt; (Контейнер результата) where T : class</w:t>
       </w:r>
     </w:p>
     <w:p>
       <w:pPr>
         <w:numPr>
           <w:ilvl w:val="1"/>
-          <w:numId w:val="7"/>
+          <w:numId w:val="16"/>
         </w:numPr>
         <w:rPr>
           <w:bCs/>
@@ -6494,41 +6802,58 @@
       </w:pPr>
       <w:r>
         <w:rPr>
-          <w:bCs/>
-          <w:sz w:val="22"/>
-          <w:szCs w:val="22"/>
-        </w:rPr>
-        <w:t>Матрица 2x2:</w:t>
+          <w:b/>
+          <w:bCs/>
+          <w:sz w:val="22"/>
+          <w:szCs w:val="22"/>
+        </w:rPr>
+        <w:t>Логика:</w:t>
+      </w:r>
+      <w:r>
+        <w:rPr>
+          <w:bCs/>
+          <w:sz w:val="22"/>
+          <w:szCs w:val="22"/>
+        </w:rPr>
+        <w:t> Обертка над результатом операции, которая может вернуть либо данные, либо ошибку.</w:t>
       </w:r>
     </w:p>
     <w:p>
       <w:pPr>
         <w:numPr>
           <w:ilvl w:val="1"/>
-          <w:numId w:val="7"/>
+          <w:numId w:val="16"/>
         </w:numPr>
         <w:rPr>
           <w:bCs/>
           <w:sz w:val="22"/>
           <w:szCs w:val="22"/>
-          <w:lang w:val="en-US"/>
-        </w:rPr>
-      </w:pPr>
-      <w:r>
-        <w:rPr>
-          <w:bCs/>
-          <w:sz w:val="22"/>
-          <w:szCs w:val="22"/>
-          <w:lang w:val="en-US"/>
-        </w:rPr>
-        <w:t>Determinant(), Add(Matrix2x2&lt;T&gt; other), Multiply(Matrix2x2&lt;T&gt; other)</w:t>
+        </w:rPr>
+      </w:pPr>
+      <w:r>
+        <w:rPr>
+          <w:b/>
+          <w:bCs/>
+          <w:sz w:val="22"/>
+          <w:szCs w:val="22"/>
+        </w:rPr>
+        <w:lastRenderedPageBreak/>
+        <w:t>Методы:</w:t>
+      </w:r>
+      <w:r>
+        <w:rPr>
+          <w:bCs/>
+          <w:sz w:val="22"/>
+          <w:szCs w:val="22"/>
+        </w:rPr>
+        <w:t> Success(T value) — установить успешный результат; Fail(string message) — установить ошибку; Value — свойство получения данных; IsSuccess — статус операции.</w:t>
       </w:r>
     </w:p>
     <w:p>
       <w:pPr>
         <w:numPr>
           <w:ilvl w:val="0"/>
-          <w:numId w:val="6"/>
+          <w:numId w:val="16"/>
         </w:numPr>
         <w:rPr>
           <w:bCs/>
@@ -6538,18 +6863,19 @@
       </w:pPr>
       <w:r>
         <w:rPr>
-          <w:bCs/>
-          <w:sz w:val="22"/>
-          <w:szCs w:val="22"/>
-        </w:rPr>
-        <w:t>EqualityComparer&lt;T&gt;</w:t>
+          <w:b/>
+          <w:bCs/>
+          <w:sz w:val="22"/>
+          <w:szCs w:val="22"/>
+        </w:rPr>
+        <w:t>UndoRedoManager&lt;T&gt; (Система отмены действий)</w:t>
       </w:r>
     </w:p>
     <w:p>
       <w:pPr>
         <w:numPr>
           <w:ilvl w:val="1"/>
-          <w:numId w:val="8"/>
+          <w:numId w:val="16"/>
         </w:numPr>
         <w:rPr>
           <w:bCs/>
@@ -6559,63 +6885,138 @@
       </w:pPr>
       <w:r>
         <w:rPr>
-          <w:bCs/>
-          <w:sz w:val="22"/>
-          <w:szCs w:val="22"/>
-        </w:rPr>
-        <w:t>Сравнение объектов:</w:t>
+          <w:b/>
+          <w:bCs/>
+          <w:sz w:val="22"/>
+          <w:szCs w:val="22"/>
+        </w:rPr>
+        <w:t>Логика:</w:t>
+      </w:r>
+      <w:r>
+        <w:rPr>
+          <w:bCs/>
+          <w:sz w:val="22"/>
+          <w:szCs w:val="22"/>
+        </w:rPr>
+        <w:t> Хранит историю состояний объекта и позволяет перемещаться между ними.</w:t>
       </w:r>
     </w:p>
     <w:p>
       <w:pPr>
         <w:numPr>
           <w:ilvl w:val="1"/>
-          <w:numId w:val="8"/>
+          <w:numId w:val="16"/>
         </w:numPr>
         <w:rPr>
           <w:bCs/>
           <w:sz w:val="22"/>
           <w:szCs w:val="22"/>
-          <w:lang w:val="en-US"/>
-        </w:rPr>
-      </w:pPr>
-      <w:r>
-        <w:rPr>
-          <w:bCs/>
-          <w:sz w:val="22"/>
-          <w:szCs w:val="22"/>
-          <w:lang w:val="en-US"/>
-        </w:rPr>
-        <w:lastRenderedPageBreak/>
-        <w:t>AreEqual(T a, T b), GetHashCode(T obj)</w:t>
+        </w:rPr>
+      </w:pPr>
+      <w:r>
+        <w:rPr>
+          <w:b/>
+          <w:bCs/>
+          <w:sz w:val="22"/>
+          <w:szCs w:val="22"/>
+        </w:rPr>
+        <w:t>Методы:</w:t>
+      </w:r>
+      <w:r>
+        <w:rPr>
+          <w:bCs/>
+          <w:sz w:val="22"/>
+          <w:szCs w:val="22"/>
+        </w:rPr>
+        <w:t> Execute(T newState) — сохранить новое состояние; Undo() — вернуться к предыдущему; Redo() — вернуться на шаг вперед после отмены; Current — текущее состояние.</w:t>
       </w:r>
     </w:p>
     <w:p>
       <w:pPr>
         <w:numPr>
           <w:ilvl w:val="0"/>
-          <w:numId w:val="6"/>
+          <w:numId w:val="16"/>
         </w:numPr>
         <w:rPr>
           <w:bCs/>
           <w:sz w:val="22"/>
           <w:szCs w:val="22"/>
-        </w:rPr>
-      </w:pPr>
-      <w:r>
-        <w:rPr>
-          <w:bCs/>
-          <w:sz w:val="22"/>
-          <w:szCs w:val="22"/>
-        </w:rPr>
-        <w:t>SmartBox&lt;T&gt;</w:t>
+          <w:lang w:val="en-US"/>
+        </w:rPr>
+      </w:pPr>
+      <w:r>
+        <w:rPr>
+          <w:b/>
+          <w:bCs/>
+          <w:sz w:val="22"/>
+          <w:szCs w:val="22"/>
+          <w:lang w:val="en-US"/>
+        </w:rPr>
+        <w:t>PriorityQueue&lt;T&gt; (</w:t>
+      </w:r>
+      <w:r>
+        <w:rPr>
+          <w:b/>
+          <w:bCs/>
+          <w:sz w:val="22"/>
+          <w:szCs w:val="22"/>
+        </w:rPr>
+        <w:t>Очередь</w:t>
+      </w:r>
+      <w:r>
+        <w:rPr>
+          <w:b/>
+          <w:bCs/>
+          <w:sz w:val="22"/>
+          <w:szCs w:val="22"/>
+          <w:lang w:val="en-US"/>
+        </w:rPr>
+        <w:t xml:space="preserve"> </w:t>
+      </w:r>
+      <w:r>
+        <w:rPr>
+          <w:b/>
+          <w:bCs/>
+          <w:sz w:val="22"/>
+          <w:szCs w:val="22"/>
+        </w:rPr>
+        <w:t>с</w:t>
+      </w:r>
+      <w:r>
+        <w:rPr>
+          <w:b/>
+          <w:bCs/>
+          <w:sz w:val="22"/>
+          <w:szCs w:val="22"/>
+          <w:lang w:val="en-US"/>
+        </w:rPr>
+        <w:t xml:space="preserve"> </w:t>
+      </w:r>
+      <w:r>
+        <w:rPr>
+          <w:b/>
+          <w:bCs/>
+          <w:sz w:val="22"/>
+          <w:szCs w:val="22"/>
+        </w:rPr>
+        <w:t>приоритетом</w:t>
+      </w:r>
+      <w:r>
+        <w:rPr>
+          <w:b/>
+          <w:bCs/>
+          <w:sz w:val="22"/>
+          <w:szCs w:val="22"/>
+          <w:lang w:val="en-US"/>
+        </w:rPr>
+        <w:t>) where T : IComparable&lt;T&gt;</w:t>
       </w:r>
     </w:p>
     <w:p>
       <w:pPr>
         <w:numPr>
           <w:ilvl w:val="1"/>
-          <w:numId w:val="8"/>
+          <w:numId w:val="16"/>
         </w:numPr>
         <w:rPr>
           <w:bCs/>
@@ -6625,62 +7026,119 @@
       </w:pPr>
       <w:r>
         <w:rPr>
-          <w:bCs/>
-          <w:sz w:val="22"/>
-          <w:szCs w:val="22"/>
-        </w:rPr>
-        <w:t>Контейнер с проверкой значения:</w:t>
+          <w:b/>
+          <w:bCs/>
+          <w:sz w:val="22"/>
+          <w:szCs w:val="22"/>
+        </w:rPr>
+        <w:t>Логика:</w:t>
+      </w:r>
+      <w:r>
+        <w:rPr>
+          <w:bCs/>
+          <w:sz w:val="22"/>
+          <w:szCs w:val="22"/>
+        </w:rPr>
+        <w:t> Элементы извлекаются не в порядке очереди, а по величине значения (наибольший — первым).</w:t>
       </w:r>
     </w:p>
     <w:p>
       <w:pPr>
         <w:numPr>
           <w:ilvl w:val="1"/>
-          <w:numId w:val="8"/>
+          <w:numId w:val="16"/>
         </w:numPr>
         <w:rPr>
           <w:bCs/>
           <w:sz w:val="22"/>
           <w:szCs w:val="22"/>
-          <w:lang w:val="en-US"/>
-        </w:rPr>
-      </w:pPr>
-      <w:r>
-        <w:rPr>
-          <w:bCs/>
-          <w:sz w:val="22"/>
-          <w:szCs w:val="22"/>
-          <w:lang w:val="en-US"/>
-        </w:rPr>
-        <w:t>Value, IsNull, SetValue(T newValue)</w:t>
+        </w:rPr>
+      </w:pPr>
+      <w:r>
+        <w:rPr>
+          <w:b/>
+          <w:bCs/>
+          <w:sz w:val="22"/>
+          <w:szCs w:val="22"/>
+        </w:rPr>
+        <w:t>Методы:</w:t>
+      </w:r>
+      <w:r>
+        <w:rPr>
+          <w:bCs/>
+          <w:sz w:val="22"/>
+          <w:szCs w:val="22"/>
+        </w:rPr>
+        <w:t> Enqueue(T item) — добавление; Dequeue() — извлечение самого "приоритетного" (максимального) элемента; Count — размер очереди.</w:t>
       </w:r>
     </w:p>
     <w:p>
       <w:pPr>
         <w:numPr>
           <w:ilvl w:val="0"/>
-          <w:numId w:val="6"/>
+          <w:numId w:val="16"/>
         </w:numPr>
         <w:rPr>
           <w:bCs/>
           <w:sz w:val="22"/>
           <w:szCs w:val="22"/>
-        </w:rPr>
-      </w:pPr>
-      <w:r>
-        <w:rPr>
-          <w:bCs/>
-          <w:sz w:val="22"/>
-          <w:szCs w:val="22"/>
-        </w:rPr>
-        <w:t>Comparator&lt;T&gt;</w:t>
+          <w:lang w:val="en-US"/>
+        </w:rPr>
+      </w:pPr>
+      <w:r>
+        <w:rPr>
+          <w:b/>
+          <w:bCs/>
+          <w:sz w:val="22"/>
+          <w:szCs w:val="22"/>
+          <w:lang w:val="en-US"/>
+        </w:rPr>
+        <w:t>SmartCache&lt;T&gt; (</w:t>
+      </w:r>
+      <w:r>
+        <w:rPr>
+          <w:b/>
+          <w:bCs/>
+          <w:sz w:val="22"/>
+          <w:szCs w:val="22"/>
+        </w:rPr>
+        <w:t>Простой</w:t>
+      </w:r>
+      <w:r>
+        <w:rPr>
+          <w:b/>
+          <w:bCs/>
+          <w:sz w:val="22"/>
+          <w:szCs w:val="22"/>
+          <w:lang w:val="en-US"/>
+        </w:rPr>
+        <w:t xml:space="preserve"> </w:t>
+      </w:r>
+      <w:r>
+        <w:rPr>
+          <w:b/>
+          <w:bCs/>
+          <w:sz w:val="22"/>
+          <w:szCs w:val="22"/>
+        </w:rPr>
+        <w:t>кэш</w:t>
+      </w:r>
+      <w:r>
+        <w:rPr>
+          <w:b/>
+          <w:bCs/>
+          <w:sz w:val="22"/>
+          <w:szCs w:val="22"/>
+          <w:lang w:val="en-US"/>
+        </w:rPr>
+        <w:t>) where T : class</w:t>
       </w:r>
     </w:p>
     <w:p>
       <w:pPr>
         <w:numPr>
           <w:ilvl w:val="1"/>
-          <w:numId w:val="8"/>
+          <w:numId w:val="16"/>
         </w:numPr>
         <w:rPr>
           <w:bCs/>
@@ -6690,62 +7148,119 @@
       </w:pPr>
       <w:r>
         <w:rPr>
-          <w:bCs/>
-          <w:sz w:val="22"/>
-          <w:szCs w:val="22"/>
-        </w:rPr>
-        <w:t>Сравнение с компаратором:</w:t>
+          <w:b/>
+          <w:bCs/>
+          <w:sz w:val="22"/>
+          <w:szCs w:val="22"/>
+        </w:rPr>
+        <w:t>Логика:</w:t>
+      </w:r>
+      <w:r>
+        <w:rPr>
+          <w:bCs/>
+          <w:sz w:val="22"/>
+          <w:szCs w:val="22"/>
+        </w:rPr>
+        <w:t> Хранение объектов по ключу (строке) для быстрого доступа.</w:t>
       </w:r>
     </w:p>
     <w:p>
       <w:pPr>
         <w:numPr>
           <w:ilvl w:val="1"/>
-          <w:numId w:val="8"/>
+          <w:numId w:val="16"/>
         </w:numPr>
         <w:rPr>
           <w:bCs/>
           <w:sz w:val="22"/>
           <w:szCs w:val="22"/>
-          <w:lang w:val="en-US"/>
-        </w:rPr>
-      </w:pPr>
-      <w:r>
-        <w:rPr>
-          <w:bCs/>
-          <w:sz w:val="22"/>
-          <w:szCs w:val="22"/>
-          <w:lang w:val="en-US"/>
-        </w:rPr>
-        <w:t>Compare(T a, T b, Comparison&lt;T&gt; comparer)</w:t>
+        </w:rPr>
+      </w:pPr>
+      <w:r>
+        <w:rPr>
+          <w:b/>
+          <w:bCs/>
+          <w:sz w:val="22"/>
+          <w:szCs w:val="22"/>
+        </w:rPr>
+        <w:t>Методы:</w:t>
+      </w:r>
+      <w:r>
+        <w:rPr>
+          <w:bCs/>
+          <w:sz w:val="22"/>
+          <w:szCs w:val="22"/>
+        </w:rPr>
+        <w:t> Store(string key, T item) — сохранить в кэш; Fetch(string key) — извлечь из кэша; Remove(string key) — удалить запись; Exists(string key) — проверка наличия.</w:t>
       </w:r>
     </w:p>
     <w:p>
       <w:pPr>
         <w:numPr>
           <w:ilvl w:val="0"/>
-          <w:numId w:val="6"/>
+          <w:numId w:val="16"/>
         </w:numPr>
         <w:rPr>
           <w:bCs/>
           <w:sz w:val="22"/>
           <w:szCs w:val="22"/>
-        </w:rPr>
-      </w:pPr>
-      <w:r>
-        <w:rPr>
-          <w:bCs/>
-          <w:sz w:val="22"/>
-          <w:szCs w:val="22"/>
-        </w:rPr>
-        <w:t>Repository&lt;T&gt;</w:t>
+          <w:lang w:val="en-US"/>
+        </w:rPr>
+      </w:pPr>
+      <w:r>
+        <w:rPr>
+          <w:b/>
+          <w:bCs/>
+          <w:sz w:val="22"/>
+          <w:szCs w:val="22"/>
+          <w:lang w:val="en-US"/>
+        </w:rPr>
+        <w:t>Vector3D&lt;T&gt; (</w:t>
+      </w:r>
+      <w:r>
+        <w:rPr>
+          <w:b/>
+          <w:bCs/>
+          <w:sz w:val="22"/>
+          <w:szCs w:val="22"/>
+        </w:rPr>
+        <w:t>Трехмерный</w:t>
+      </w:r>
+      <w:r>
+        <w:rPr>
+          <w:b/>
+          <w:bCs/>
+          <w:sz w:val="22"/>
+          <w:szCs w:val="22"/>
+          <w:lang w:val="en-US"/>
+        </w:rPr>
+        <w:t xml:space="preserve"> </w:t>
+      </w:r>
+      <w:r>
+        <w:rPr>
+          <w:b/>
+          <w:bCs/>
+          <w:sz w:val="22"/>
+          <w:szCs w:val="22"/>
+        </w:rPr>
+        <w:t>вектор</w:t>
+      </w:r>
+      <w:r>
+        <w:rPr>
+          <w:b/>
+          <w:bCs/>
+          <w:sz w:val="22"/>
+          <w:szCs w:val="22"/>
+          <w:lang w:val="en-US"/>
+        </w:rPr>
+        <w:t>) where T : struct</w:t>
       </w:r>
     </w:p>
     <w:p>
       <w:pPr>
         <w:numPr>
           <w:ilvl w:val="1"/>
-          <w:numId w:val="9"/>
+          <w:numId w:val="16"/>
         </w:numPr>
         <w:rPr>
           <w:bCs/>
@@ -6755,41 +7270,57 @@
       </w:pPr>
       <w:r>
         <w:rPr>
-          <w:bCs/>
-          <w:sz w:val="22"/>
-          <w:szCs w:val="22"/>
-        </w:rPr>
-        <w:t>Имитация БД:</w:t>
+          <w:b/>
+          <w:bCs/>
+          <w:sz w:val="22"/>
+          <w:szCs w:val="22"/>
+        </w:rPr>
+        <w:t>Логика:</w:t>
+      </w:r>
+      <w:r>
+        <w:rPr>
+          <w:bCs/>
+          <w:sz w:val="22"/>
+          <w:szCs w:val="22"/>
+        </w:rPr>
+        <w:t> Модель вектора с координатами X, Y, Z.</w:t>
       </w:r>
     </w:p>
     <w:p>
       <w:pPr>
         <w:numPr>
           <w:ilvl w:val="1"/>
-          <w:numId w:val="9"/>
+          <w:numId w:val="16"/>
         </w:numPr>
         <w:rPr>
           <w:bCs/>
           <w:sz w:val="22"/>
           <w:szCs w:val="22"/>
-          <w:lang w:val="en-US"/>
-        </w:rPr>
-      </w:pPr>
-      <w:r>
-        <w:rPr>
-          <w:bCs/>
-          <w:sz w:val="22"/>
-          <w:szCs w:val="22"/>
-          <w:lang w:val="en-US"/>
-        </w:rPr>
-        <w:t>Add(T item), GetById(int id), GetAll()</w:t>
+        </w:rPr>
+      </w:pPr>
+      <w:r>
+        <w:rPr>
+          <w:b/>
+          <w:bCs/>
+          <w:sz w:val="22"/>
+          <w:szCs w:val="22"/>
+        </w:rPr>
+        <w:t>Методы:</w:t>
+      </w:r>
+      <w:r>
+        <w:rPr>
+          <w:bCs/>
+          <w:sz w:val="22"/>
+          <w:szCs w:val="22"/>
+        </w:rPr>
+        <w:t> SetCoordinates(T x, T y, T z), GetDisplayString() — форматированный вывод; IsZero() — проверка, являются ли все координаты нулевыми (сравнение с default(T)).</w:t>
       </w:r>
     </w:p>
     <w:p>
       <w:pPr>
         <w:numPr>
           <w:ilvl w:val="0"/>
-          <w:numId w:val="6"/>
+          <w:numId w:val="16"/>
         </w:numPr>
         <w:rPr>
           <w:bCs/>
@@ -6799,18 +7330,19 @@
       </w:pPr>
       <w:r>
         <w:rPr>
-          <w:bCs/>
-          <w:sz w:val="22"/>
-          <w:szCs w:val="22"/>
-        </w:rPr>
-        <w:t>Factory&lt;T&gt;</w:t>
+          <w:b/>
+          <w:bCs/>
+          <w:sz w:val="22"/>
+          <w:szCs w:val="22"/>
+        </w:rPr>
+        <w:t>Either&lt;TL, TR&gt; (Выбор из двух типов)</w:t>
       </w:r>
     </w:p>
     <w:p>
       <w:pPr>
         <w:numPr>
           <w:ilvl w:val="1"/>
-          <w:numId w:val="9"/>
+          <w:numId w:val="16"/>
         </w:numPr>
         <w:rPr>
           <w:bCs/>
@@ -6820,18 +7352,27 @@
       </w:pPr>
       <w:r>
         <w:rPr>
-          <w:bCs/>
-          <w:sz w:val="22"/>
-          <w:szCs w:val="22"/>
-        </w:rPr>
-        <w:t>Создание объектов (ограничение where T : new()):</w:t>
+          <w:b/>
+          <w:bCs/>
+          <w:sz w:val="22"/>
+          <w:szCs w:val="22"/>
+        </w:rPr>
+        <w:t>Логика:</w:t>
+      </w:r>
+      <w:r>
+        <w:rPr>
+          <w:bCs/>
+          <w:sz w:val="22"/>
+          <w:szCs w:val="22"/>
+        </w:rPr>
+        <w:t> Контейнер, который может содержать в себе значение либо типа TL, либо типа TR.</w:t>
       </w:r>
     </w:p>
     <w:p>
       <w:pPr>
         <w:numPr>
           <w:ilvl w:val="1"/>
-          <w:numId w:val="9"/>
+          <w:numId w:val="16"/>
         </w:numPr>
         <w:rPr>
           <w:bCs/>
@@ -6841,18 +7382,28 @@
       </w:pPr>
       <w:r>
         <w:rPr>
-          <w:bCs/>
-          <w:sz w:val="22"/>
-          <w:szCs w:val="22"/>
-        </w:rPr>
-        <w:t>CreateInstance(), CreateArray(int size)</w:t>
+          <w:b/>
+          <w:bCs/>
+          <w:sz w:val="22"/>
+          <w:szCs w:val="22"/>
+        </w:rPr>
+        <w:lastRenderedPageBreak/>
+        <w:t>Методы:</w:t>
+      </w:r>
+      <w:r>
+        <w:rPr>
+          <w:bCs/>
+          <w:sz w:val="22"/>
+          <w:szCs w:val="22"/>
+        </w:rPr>
+        <w:t> SetLeft(TL value), SetRight(TR value), Match() — метод, выводящий информацию о том, какой тип сейчас хранится и его значение.</w:t>
       </w:r>
     </w:p>
     <w:p>
       <w:pPr>
         <w:numPr>
           <w:ilvl w:val="0"/>
-          <w:numId w:val="6"/>
+          <w:numId w:val="16"/>
         </w:numPr>
         <w:rPr>
           <w:bCs/>
@@ -6862,18 +7413,19 @@
       </w:pPr>
       <w:r>
         <w:rPr>
-          <w:bCs/>
-          <w:sz w:val="22"/>
-          <w:szCs w:val="22"/>
-        </w:rPr>
-        <w:t>Cache&lt;T&gt;</w:t>
+          <w:b/>
+          <w:bCs/>
+          <w:sz w:val="22"/>
+          <w:szCs w:val="22"/>
+        </w:rPr>
+        <w:t>ObservableValue&lt;T&gt; (Отслеживаемое значение)</w:t>
       </w:r>
     </w:p>
     <w:p>
       <w:pPr>
         <w:numPr>
           <w:ilvl w:val="1"/>
-          <w:numId w:val="9"/>
+          <w:numId w:val="16"/>
         </w:numPr>
         <w:rPr>
           <w:bCs/>
@@ -6883,62 +7435,100 @@
       </w:pPr>
       <w:r>
         <w:rPr>
-          <w:bCs/>
-          <w:sz w:val="22"/>
-          <w:szCs w:val="22"/>
-        </w:rPr>
-        <w:t>Простой кэш:</w:t>
+          <w:b/>
+          <w:bCs/>
+          <w:sz w:val="22"/>
+          <w:szCs w:val="22"/>
+        </w:rPr>
+        <w:t>Логика:</w:t>
+      </w:r>
+      <w:r>
+        <w:rPr>
+          <w:bCs/>
+          <w:sz w:val="22"/>
+          <w:szCs w:val="22"/>
+        </w:rPr>
+        <w:t> Обертка над значением, которая хранит текущее и предыдущее состояние.</w:t>
       </w:r>
     </w:p>
     <w:p>
       <w:pPr>
         <w:numPr>
           <w:ilvl w:val="1"/>
-          <w:numId w:val="9"/>
+          <w:numId w:val="16"/>
         </w:numPr>
         <w:rPr>
           <w:bCs/>
           <w:sz w:val="22"/>
           <w:szCs w:val="22"/>
-          <w:lang w:val="en-US"/>
-        </w:rPr>
-      </w:pPr>
-      <w:r>
-        <w:rPr>
-          <w:bCs/>
-          <w:sz w:val="22"/>
-          <w:szCs w:val="22"/>
-          <w:lang w:val="en-US"/>
-        </w:rPr>
-        <w:t>Add(string key, T value), Get(string key), Clear()</w:t>
+        </w:rPr>
+      </w:pPr>
+      <w:r>
+        <w:rPr>
+          <w:b/>
+          <w:bCs/>
+          <w:sz w:val="22"/>
+          <w:szCs w:val="22"/>
+        </w:rPr>
+        <w:t>Методы:</w:t>
+      </w:r>
+      <w:r>
+        <w:rPr>
+          <w:bCs/>
+          <w:sz w:val="22"/>
+          <w:szCs w:val="22"/>
+        </w:rPr>
+        <w:t> Value — свойство записи/чтения; GetPreviousValue() — получить значение до последнего изменения; HasChanged() — менялось ли значение с момента создания.</w:t>
       </w:r>
     </w:p>
     <w:p>
       <w:pPr>
         <w:numPr>
           <w:ilvl w:val="0"/>
-          <w:numId w:val="6"/>
+          <w:numId w:val="16"/>
         </w:numPr>
         <w:rPr>
           <w:bCs/>
           <w:sz w:val="22"/>
           <w:szCs w:val="22"/>
-        </w:rPr>
-      </w:pPr>
-      <w:r>
-        <w:rPr>
-          <w:bCs/>
-          <w:sz w:val="22"/>
-          <w:szCs w:val="22"/>
-        </w:rPr>
-        <w:t>Triple&lt;T1, T2, T3&gt;</w:t>
+          <w:lang w:val="en-US"/>
+        </w:rPr>
+      </w:pPr>
+      <w:r>
+        <w:rPr>
+          <w:b/>
+          <w:bCs/>
+          <w:sz w:val="22"/>
+          <w:szCs w:val="22"/>
+          <w:lang w:val="en-US"/>
+        </w:rPr>
+        <w:t>Matrix2x2&lt;T&gt; (</w:t>
+      </w:r>
+      <w:r>
+        <w:rPr>
+          <w:b/>
+          <w:bCs/>
+          <w:sz w:val="22"/>
+          <w:szCs w:val="22"/>
+        </w:rPr>
+        <w:t>Матрица</w:t>
+      </w:r>
+      <w:r>
+        <w:rPr>
+          <w:b/>
+          <w:bCs/>
+          <w:sz w:val="22"/>
+          <w:szCs w:val="22"/>
+          <w:lang w:val="en-US"/>
+        </w:rPr>
+        <w:t xml:space="preserve"> 2x2) where T : struct</w:t>
       </w:r>
     </w:p>
     <w:p>
       <w:pPr>
         <w:numPr>
           <w:ilvl w:val="1"/>
-          <w:numId w:val="10"/>
+          <w:numId w:val="16"/>
         </w:numPr>
         <w:rPr>
           <w:bCs/>
@@ -6948,18 +7538,27 @@
       </w:pPr>
       <w:r>
         <w:rPr>
-          <w:bCs/>
-          <w:sz w:val="22"/>
-          <w:szCs w:val="22"/>
-        </w:rPr>
-        <w:t>Контейнер для трёх значений:</w:t>
+          <w:b/>
+          <w:bCs/>
+          <w:sz w:val="22"/>
+          <w:szCs w:val="22"/>
+        </w:rPr>
+        <w:t>Логика:</w:t>
+      </w:r>
+      <w:r>
+        <w:rPr>
+          <w:bCs/>
+          <w:sz w:val="22"/>
+          <w:szCs w:val="22"/>
+        </w:rPr>
+        <w:t> Работа с квадратной матрицей данных.</w:t>
       </w:r>
     </w:p>
     <w:p>
       <w:pPr>
         <w:numPr>
           <w:ilvl w:val="1"/>
-          <w:numId w:val="10"/>
+          <w:numId w:val="16"/>
         </w:numPr>
         <w:rPr>
           <w:bCs/>
@@ -6969,39 +7568,89 @@
       </w:pPr>
       <w:r>
         <w:rPr>
-          <w:bCs/>
-          <w:sz w:val="22"/>
-          <w:szCs w:val="22"/>
-        </w:rPr>
-        <w:t>Item1, Item2, Item3, Rotate()</w:t>
+          <w:b/>
+          <w:bCs/>
+          <w:sz w:val="22"/>
+          <w:szCs w:val="22"/>
+        </w:rPr>
+        <w:t>Методы:</w:t>
+      </w:r>
+      <w:r>
+        <w:rPr>
+          <w:bCs/>
+          <w:sz w:val="22"/>
+          <w:szCs w:val="22"/>
+        </w:rPr>
+        <w:t> SetElement(int row, int col, T value), Transpose() — транспонирование матрицы (замена строк столбцами); GetMainDiagonal() — получение элементов главной диагонали.</w:t>
       </w:r>
     </w:p>
     <w:p>
       <w:pPr>
         <w:numPr>
           <w:ilvl w:val="0"/>
-          <w:numId w:val="6"/>
+          <w:numId w:val="16"/>
         </w:numPr>
         <w:rPr>
           <w:bCs/>
           <w:sz w:val="22"/>
           <w:szCs w:val="22"/>
-        </w:rPr>
-      </w:pPr>
-      <w:r>
-        <w:rPr>
-          <w:bCs/>
-          <w:sz w:val="22"/>
-          <w:szCs w:val="22"/>
-        </w:rPr>
-        <w:t>History&lt;T&gt;</w:t>
+          <w:lang w:val="en-US"/>
+        </w:rPr>
+      </w:pPr>
+      <w:r>
+        <w:rPr>
+          <w:b/>
+          <w:bCs/>
+          <w:sz w:val="22"/>
+          <w:szCs w:val="22"/>
+          <w:lang w:val="en-US"/>
+        </w:rPr>
+        <w:t>SimpleFactory&lt;T&gt; (</w:t>
+      </w:r>
+      <w:r>
+        <w:rPr>
+          <w:b/>
+          <w:bCs/>
+          <w:sz w:val="22"/>
+          <w:szCs w:val="22"/>
+        </w:rPr>
+        <w:t>Фабрика</w:t>
+      </w:r>
+      <w:r>
+        <w:rPr>
+          <w:b/>
+          <w:bCs/>
+          <w:sz w:val="22"/>
+          <w:szCs w:val="22"/>
+          <w:lang w:val="en-US"/>
+        </w:rPr>
+        <w:t xml:space="preserve"> </w:t>
+      </w:r>
+      <w:r>
+        <w:rPr>
+          <w:b/>
+          <w:bCs/>
+          <w:sz w:val="22"/>
+          <w:szCs w:val="22"/>
+        </w:rPr>
+        <w:t>объектов</w:t>
+      </w:r>
+      <w:r>
+        <w:rPr>
+          <w:b/>
+          <w:bCs/>
+          <w:sz w:val="22"/>
+          <w:szCs w:val="22"/>
+          <w:lang w:val="en-US"/>
+        </w:rPr>
+        <w:t>) where T : new()</w:t>
       </w:r>
     </w:p>
     <w:p>
       <w:pPr>
         <w:numPr>
           <w:ilvl w:val="1"/>
-          <w:numId w:val="10"/>
+          <w:numId w:val="16"/>
         </w:numPr>
         <w:rPr>
           <w:bCs/>
@@ -7011,41 +7660,57 @@
       </w:pPr>
       <w:r>
         <w:rPr>
-          <w:bCs/>
-          <w:sz w:val="22"/>
-          <w:szCs w:val="22"/>
-        </w:rPr>
-        <w:t>Хранение истории значений:</w:t>
+          <w:b/>
+          <w:bCs/>
+          <w:sz w:val="22"/>
+          <w:szCs w:val="22"/>
+        </w:rPr>
+        <w:t>Логика:</w:t>
+      </w:r>
+      <w:r>
+        <w:rPr>
+          <w:bCs/>
+          <w:sz w:val="22"/>
+          <w:szCs w:val="22"/>
+        </w:rPr>
+        <w:t> Класс для массового создания и настройки объектов.</w:t>
       </w:r>
     </w:p>
     <w:p>
       <w:pPr>
         <w:numPr>
           <w:ilvl w:val="1"/>
-          <w:numId w:val="10"/>
+          <w:numId w:val="16"/>
         </w:numPr>
         <w:rPr>
           <w:bCs/>
           <w:sz w:val="22"/>
           <w:szCs w:val="22"/>
-          <w:lang w:val="en-US"/>
-        </w:rPr>
-      </w:pPr>
-      <w:r>
-        <w:rPr>
-          <w:bCs/>
-          <w:sz w:val="22"/>
-          <w:szCs w:val="22"/>
-          <w:lang w:val="en-US"/>
-        </w:rPr>
-        <w:t>Add(T item), Undo(), Redo(), Current</w:t>
+        </w:rPr>
+      </w:pPr>
+      <w:r>
+        <w:rPr>
+          <w:b/>
+          <w:bCs/>
+          <w:sz w:val="22"/>
+          <w:szCs w:val="22"/>
+        </w:rPr>
+        <w:t>Методы:</w:t>
+      </w:r>
+      <w:r>
+        <w:rPr>
+          <w:bCs/>
+          <w:sz w:val="22"/>
+          <w:szCs w:val="22"/>
+        </w:rPr>
+        <w:t> CreateInstance() — возвращает новый объект; CreateBunch(int count) — возвращает массив из N новых объектов; Reset(T item) — имитация "сброса" объекта к начальным настройкам.</w:t>
       </w:r>
     </w:p>
     <w:p>
       <w:pPr>
         <w:numPr>
           <w:ilvl w:val="0"/>
-          <w:numId w:val="6"/>
+          <w:numId w:val="16"/>
         </w:numPr>
         <w:rPr>
           <w:bCs/>
@@ -7055,18 +7720,19 @@
       </w:pPr>
       <w:r>
         <w:rPr>
-          <w:bCs/>
-          <w:sz w:val="22"/>
-          <w:szCs w:val="22"/>
-        </w:rPr>
-        <w:t>Either&lt;T1, T2&gt;</w:t>
+          <w:b/>
+          <w:bCs/>
+          <w:sz w:val="22"/>
+          <w:szCs w:val="22"/>
+        </w:rPr>
+        <w:t>PredicateFilter&lt;T&gt; (Фильтр элементов)</w:t>
       </w:r>
     </w:p>
     <w:p>
       <w:pPr>
         <w:numPr>
           <w:ilvl w:val="1"/>
-          <w:numId w:val="11"/>
+          <w:numId w:val="16"/>
         </w:numPr>
         <w:rPr>
           <w:bCs/>
@@ -7076,61 +7742,76 @@
       </w:pPr>
       <w:r>
         <w:rPr>
-          <w:bCs/>
-          <w:sz w:val="22"/>
-          <w:szCs w:val="22"/>
-        </w:rPr>
-        <w:t>Хранение одного из двух типов:</w:t>
+          <w:b/>
+          <w:bCs/>
+          <w:sz w:val="22"/>
+          <w:szCs w:val="22"/>
+        </w:rPr>
+        <w:t>Логика:</w:t>
+      </w:r>
+      <w:r>
+        <w:rPr>
+          <w:bCs/>
+          <w:sz w:val="22"/>
+          <w:szCs w:val="22"/>
+        </w:rPr>
+        <w:t> Класс для фильтрации массивов данных по заданному критерию.</w:t>
       </w:r>
     </w:p>
     <w:p>
       <w:pPr>
         <w:numPr>
           <w:ilvl w:val="1"/>
-          <w:numId w:val="11"/>
+          <w:numId w:val="16"/>
         </w:numPr>
         <w:rPr>
           <w:bCs/>
           <w:sz w:val="22"/>
           <w:szCs w:val="22"/>
-          <w:lang w:val="en-US"/>
-        </w:rPr>
-      </w:pPr>
-      <w:r>
-        <w:rPr>
-          <w:bCs/>
-          <w:sz w:val="22"/>
-          <w:szCs w:val="22"/>
-          <w:lang w:val="en-US"/>
-        </w:rPr>
-        <w:t>IsLeft, LeftValue, RightValue, Switch(Action&lt;T1&gt; left, Action&lt;T2&gt; right)</w:t>
-      </w:r>
-    </w:p>
-    <w:p>
-      <w:pPr>
-        <w:rPr>
-          <w:bCs/>
-          <w:sz w:val="22"/>
-          <w:szCs w:val="22"/>
-          <w:lang w:val="en-US"/>
-        </w:rPr>
-      </w:pPr>
-    </w:p>
-    <w:p>
-      <w:pPr>
-        <w:rPr>
-          <w:bCs/>
-          <w:sz w:val="22"/>
-          <w:szCs w:val="22"/>
-          <w:lang w:val="en-US"/>
-        </w:rPr>
-      </w:pPr>
-      <w:r>
-        <w:rPr>
-          <w:bCs/>
-          <w:sz w:val="22"/>
-          <w:szCs w:val="22"/>
-          <w:lang w:val="en-US"/>
+        </w:rPr>
+      </w:pPr>
+      <w:r>
+        <w:rPr>
+          <w:b/>
+          <w:bCs/>
+          <w:sz w:val="22"/>
+          <w:szCs w:val="22"/>
+        </w:rPr>
+        <w:t>Методы:</w:t>
+      </w:r>
+      <w:r>
+        <w:rPr>
+          <w:bCs/>
+          <w:sz w:val="22"/>
+          <w:szCs w:val="22"/>
+        </w:rPr>
+        <w:t> Filter(T[] items, T threshold) — возвращает массив элементов, которые "больше" порога (использовать CompareTo); FindAny(T[] items, T target) — поиск хотя бы одного совпадения.</w:t>
+      </w:r>
+    </w:p>
+    <w:p>
+      <w:pPr>
+        <w:rPr>
+          <w:bCs/>
+          <w:sz w:val="22"/>
+          <w:szCs w:val="22"/>
+        </w:rPr>
+      </w:pPr>
+      <w:bookmarkStart w:id="1" w:name="_GoBack"/>
+      <w:bookmarkEnd w:id="1"/>
+    </w:p>
+    <w:p>
+      <w:pPr>
+        <w:rPr>
+          <w:bCs/>
+          <w:sz w:val="22"/>
+          <w:szCs w:val="22"/>
+        </w:rPr>
+      </w:pPr>
+      <w:r>
+        <w:rPr>
+          <w:bCs/>
+          <w:sz w:val="22"/>
+          <w:szCs w:val="22"/>
         </w:rPr>
         <w:br w:type="page"/>
       </w:r>
@@ -7195,24 +7876,47 @@
           <w:bCs/>
           <w:sz w:val="22"/>
           <w:szCs w:val="22"/>
-          <w:lang w:val="en-US"/>
-        </w:rPr>
-      </w:pPr>
-      <w:r>
-        <w:rPr>
-          <w:bCs/>
-          <w:sz w:val="22"/>
-          <w:szCs w:val="22"/>
-          <w:lang w:val="en-US"/>
-        </w:rPr>
-        <w:t xml:space="preserve">RandomPicker&lt;T&gt; </w:t>
-      </w:r>
-      <w:r>
-        <w:rPr>
-          <w:bCs/>
-          <w:sz w:val="22"/>
-          <w:szCs w:val="22"/>
-          <w:lang w:val="en-US"/>
+        </w:rPr>
+      </w:pPr>
+      <w:r>
+        <w:rPr>
+          <w:bCs/>
+          <w:sz w:val="22"/>
+          <w:szCs w:val="22"/>
+          <w:lang w:val="en-US"/>
+        </w:rPr>
+        <w:t>RandomPicker</w:t>
+      </w:r>
+      <w:r>
+        <w:rPr>
+          <w:bCs/>
+          <w:sz w:val="22"/>
+          <w:szCs w:val="22"/>
+        </w:rPr>
+        <w:t>&lt;</w:t>
+      </w:r>
+      <w:r>
+        <w:rPr>
+          <w:bCs/>
+          <w:sz w:val="22"/>
+          <w:szCs w:val="22"/>
+          <w:lang w:val="en-US"/>
+        </w:rPr>
+        <w:t>T</w:t>
+      </w:r>
+      <w:r>
+        <w:rPr>
+          <w:bCs/>
+          <w:sz w:val="22"/>
+          <w:szCs w:val="22"/>
+        </w:rPr>
+        <w:t xml:space="preserve">&gt; </w:t>
+      </w:r>
+      <w:r>
+        <w:rPr>
+          <w:bCs/>
+          <w:sz w:val="22"/>
+          <w:szCs w:val="22"/>
         </w:rPr>
         <w:t xml:space="preserve">– </w:t>
       </w:r>
@@ -7237,7 +7941,6 @@
           <w:bCs/>
           <w:sz w:val="22"/>
           <w:szCs w:val="22"/>
-          <w:lang w:val="en-US"/>
         </w:rPr>
         <w:t xml:space="preserve"> </w:t>
       </w:r>
@@ -7258,7 +7961,6 @@
           <w:bCs/>
           <w:sz w:val="22"/>
           <w:szCs w:val="22"/>
-          <w:lang w:val="en-US"/>
         </w:rPr>
       </w:pPr>
       <w:r>
@@ -7274,7 +7976,6 @@
           <w:bCs/>
           <w:sz w:val="22"/>
           <w:szCs w:val="22"/>
-          <w:lang w:val="en-US"/>
         </w:rPr>
         <w:t xml:space="preserve">: </w:t>
       </w:r>
@@ -7285,7 +7986,75 @@
           <w:szCs w:val="22"/>
           <w:lang w:val="en-US"/>
         </w:rPr>
-        <w:t>Add(T item), PickRandom(), Count</w:t>
+        <w:t>Add</w:t>
+      </w:r>
+      <w:r>
+        <w:rPr>
+          <w:bCs/>
+          <w:sz w:val="22"/>
+          <w:szCs w:val="22"/>
+        </w:rPr>
+        <w:t>(</w:t>
+      </w:r>
+      <w:r>
+        <w:rPr>
+          <w:bCs/>
+          <w:sz w:val="22"/>
+          <w:szCs w:val="22"/>
+          <w:lang w:val="en-US"/>
+        </w:rPr>
+        <w:t>T</w:t>
+      </w:r>
+      <w:r>
+        <w:rPr>
+          <w:bCs/>
+          <w:sz w:val="22"/>
+          <w:szCs w:val="22"/>
+        </w:rPr>
+        <w:t xml:space="preserve"> </w:t>
+      </w:r>
+      <w:r>
+        <w:rPr>
+          <w:bCs/>
+          <w:sz w:val="22"/>
+          <w:szCs w:val="22"/>
+          <w:lang w:val="en-US"/>
+        </w:rPr>
+        <w:t>item</w:t>
+      </w:r>
+      <w:r>
+        <w:rPr>
+          <w:bCs/>
+          <w:sz w:val="22"/>
+          <w:szCs w:val="22"/>
+        </w:rPr>
+        <w:t xml:space="preserve">), </w:t>
+      </w:r>
+      <w:r>
+        <w:rPr>
+          <w:bCs/>
+          <w:sz w:val="22"/>
+          <w:szCs w:val="22"/>
+          <w:lang w:val="en-US"/>
+        </w:rPr>
+        <w:t>PickRandom</w:t>
+      </w:r>
+      <w:r>
+        <w:rPr>
+          <w:bCs/>
+          <w:sz w:val="22"/>
+          <w:szCs w:val="22"/>
+        </w:rPr>
+        <w:t xml:space="preserve">(), </w:t>
+      </w:r>
+      <w:r>
+        <w:rPr>
+          <w:bCs/>
+          <w:sz w:val="22"/>
+          <w:szCs w:val="22"/>
+          <w:lang w:val="en-US"/>
+        </w:rPr>
+        <w:t>Count</w:t>
       </w:r>
     </w:p>
     <w:p>
@@ -7295,7 +8064,6 @@
         <w:rPr>
           <w:sz w:val="22"/>
           <w:szCs w:val="22"/>
-          <w:lang w:val="en-US"/>
         </w:rPr>
       </w:pPr>
     </w:p>
@@ -11369,7 +12137,7 @@
 </file>
 
 <file path=word/endnotes.xml><?xml version="1.0" encoding="utf-8"?>
-<w:endnotes xmlns:wpc="http://schemas.microsoft.com/office/word/2010/wordprocessingCanvas" xmlns:cx="http://schemas.microsoft.com/office/drawing/2014/chartex" xmlns:mc="http://schemas.openxmlformats.org/markup-compatibility/2006" xmlns:o="urn:schemas-microsoft-com:office:office" xmlns:r="http://schemas.openxmlformats.org/officeDocument/2006/relationships" xmlns:m="http://schemas.openxmlformats.org/officeDocument/2006/math" xmlns:v="urn:schemas-microsoft-com:vml" xmlns:wp14="http://schemas.microsoft.com/office/word/2010/wordprocessingDrawing" xmlns:wp="http://schemas.openxmlformats.org/drawingml/2006/wordprocessingDrawing" xmlns:w10="urn:schemas-microsoft-com:office:word" xmlns:w="http://schemas.openxmlformats.org/wordprocessingml/2006/main" xmlns:w14="http://schemas.microsoft.com/office/word/2010/wordml" xmlns:w15="http://schemas.microsoft.com/office/word/2012/wordml" xmlns:w16se="http://schemas.microsoft.com/office/word/2015/wordml/symex" xmlns:wpg="http://schemas.microsoft.com/office/word/2010/wordprocessingGroup" xmlns:wpi="http://schemas.microsoft.com/office/word/2010/wordprocessingInk" xmlns:wne="http://schemas.microsoft.com/office/word/2006/wordml" xmlns:wps="http://schemas.microsoft.com/office/word/2010/wordprocessingShape" mc:Ignorable="w14 w15 w16se wp14">
+<w:endnotes xmlns:wpc="http://schemas.microsoft.com/office/word/2010/wordprocessingCanvas" xmlns:mc="http://schemas.openxmlformats.org/markup-compatibility/2006" xmlns:o="urn:schemas-microsoft-com:office:office" xmlns:r="http://schemas.openxmlformats.org/officeDocument/2006/relationships" xmlns:m="http://schemas.openxmlformats.org/officeDocument/2006/math" xmlns:v="urn:schemas-microsoft-com:vml" xmlns:wp14="http://schemas.microsoft.com/office/word/2010/wordprocessingDrawing" xmlns:wp="http://schemas.openxmlformats.org/drawingml/2006/wordprocessingDrawing" xmlns:w10="urn:schemas-microsoft-com:office:word" xmlns:w="http://schemas.openxmlformats.org/wordprocessingml/2006/main" xmlns:w14="http://schemas.microsoft.com/office/word/2010/wordml" xmlns:w15="http://schemas.microsoft.com/office/word/2012/wordml" xmlns:wpg="http://schemas.microsoft.com/office/word/2010/wordprocessingGroup" xmlns:wpi="http://schemas.microsoft.com/office/word/2010/wordprocessingInk" xmlns:wne="http://schemas.microsoft.com/office/word/2006/wordml" xmlns:wps="http://schemas.microsoft.com/office/word/2010/wordprocessingShape" mc:Ignorable="w14 w15 wp14">
   <w:endnote w:type="separator" w:id="-1">
     <w:p>
       <w:r>
@@ -11388,7 +12156,7 @@
 </file>
 
 <file path=word/footer1.xml><?xml version="1.0" encoding="utf-8"?>
-<w:ftr xmlns:wpc="http://schemas.microsoft.com/office/word/2010/wordprocessingCanvas" xmlns:cx="http://schemas.microsoft.com/office/drawing/2014/chartex" xmlns:mc="http://schemas.openxmlformats.org/markup-compatibility/2006" xmlns:o="urn:schemas-microsoft-com:office:office" xmlns:r="http://schemas.openxmlformats.org/officeDocument/2006/relationships" xmlns:m="http://schemas.openxmlformats.org/officeDocument/2006/math" xmlns:v="urn:schemas-microsoft-com:vml" xmlns:wp14="http://schemas.microsoft.com/office/word/2010/wordprocessingDrawing" xmlns:wp="http://schemas.openxmlformats.org/drawingml/2006/wordprocessingDrawing" xmlns:w10="urn:schemas-microsoft-com:office:word" xmlns:w="http://schemas.openxmlformats.org/wordprocessingml/2006/main" xmlns:w14="http://schemas.microsoft.com/office/word/2010/wordml" xmlns:w15="http://schemas.microsoft.com/office/word/2012/wordml" xmlns:w16se="http://schemas.microsoft.com/office/word/2015/wordml/symex" xmlns:wpg="http://schemas.microsoft.com/office/word/2010/wordprocessingGroup" xmlns:wpi="http://schemas.microsoft.com/office/word/2010/wordprocessingInk" xmlns:wne="http://schemas.microsoft.com/office/word/2006/wordml" xmlns:wps="http://schemas.microsoft.com/office/word/2010/wordprocessingShape" mc:Ignorable="w14 w15 w16se wp14">
+<w:ftr xmlns:wpc="http://schemas.microsoft.com/office/word/2010/wordprocessingCanvas" xmlns:mc="http://schemas.openxmlformats.org/markup-compatibility/2006" xmlns:o="urn:schemas-microsoft-com:office:office" xmlns:r="http://schemas.openxmlformats.org/officeDocument/2006/relationships" xmlns:m="http://schemas.openxmlformats.org/officeDocument/2006/math" xmlns:v="urn:schemas-microsoft-com:vml" xmlns:wp14="http://schemas.microsoft.com/office/word/2010/wordprocessingDrawing" xmlns:wp="http://schemas.openxmlformats.org/drawingml/2006/wordprocessingDrawing" xmlns:w10="urn:schemas-microsoft-com:office:word" xmlns:w="http://schemas.openxmlformats.org/wordprocessingml/2006/main" xmlns:w14="http://schemas.microsoft.com/office/word/2010/wordml" xmlns:w15="http://schemas.microsoft.com/office/word/2012/wordml" xmlns:wpg="http://schemas.microsoft.com/office/word/2010/wordprocessingGroup" xmlns:wpi="http://schemas.microsoft.com/office/word/2010/wordprocessingInk" xmlns:wne="http://schemas.microsoft.com/office/word/2006/wordml" xmlns:wps="http://schemas.microsoft.com/office/word/2010/wordprocessingShape" mc:Ignorable="w14 w15 wp14">
   <w:p>
     <w:pPr>
       <w:pStyle w:val="a8"/>
@@ -11407,7 +12175,7 @@
       <w:rPr>
         <w:noProof/>
       </w:rPr>
-      <w:t>12</w:t>
+      <w:t>11</w:t>
     </w:r>
     <w:r>
       <w:fldChar w:fldCharType="end"/>
@@ -11422,7 +12190,7 @@
 </file>
 
 <file path=word/footnotes.xml><?xml version="1.0" encoding="utf-8"?>
-<w:footnotes xmlns:wpc="http://schemas.microsoft.com/office/word/2010/wordprocessingCanvas" xmlns:cx="http://schemas.microsoft.com/office/drawing/2014/chartex" xmlns:mc="http://schemas.openxmlformats.org/markup-compatibility/2006" xmlns:o="urn:schemas-microsoft-com:office:office" xmlns:r="http://schemas.openxmlformats.org/officeDocument/2006/relationships" xmlns:m="http://schemas.openxmlformats.org/officeDocument/2006/math" xmlns:v="urn:schemas-microsoft-com:vml" xmlns:wp14="http://schemas.microsoft.com/office/word/2010/wordprocessingDrawing" xmlns:wp="http://schemas.openxmlformats.org/drawingml/2006/wordprocessingDrawing" xmlns:w10="urn:schemas-microsoft-com:office:word" xmlns:w="http://schemas.openxmlformats.org/wordprocessingml/2006/main" xmlns:w14="http://schemas.microsoft.com/office/word/2010/wordml" xmlns:w15="http://schemas.microsoft.com/office/word/2012/wordml" xmlns:w16se="http://schemas.microsoft.com/office/word/2015/wordml/symex" xmlns:wpg="http://schemas.microsoft.com/office/word/2010/wordprocessingGroup" xmlns:wpi="http://schemas.microsoft.com/office/word/2010/wordprocessingInk" xmlns:wne="http://schemas.microsoft.com/office/word/2006/wordml" xmlns:wps="http://schemas.microsoft.com/office/word/2010/wordprocessingShape" mc:Ignorable="w14 w15 w16se wp14">
+<w:footnotes xmlns:wpc="http://schemas.microsoft.com/office/word/2010/wordprocessingCanvas" xmlns:mc="http://schemas.openxmlformats.org/markup-compatibility/2006" xmlns:o="urn:schemas-microsoft-com:office:office" xmlns:r="http://schemas.openxmlformats.org/officeDocument/2006/relationships" xmlns:m="http://schemas.openxmlformats.org/officeDocument/2006/math" xmlns:v="urn:schemas-microsoft-com:vml" xmlns:wp14="http://schemas.microsoft.com/office/word/2010/wordprocessingDrawing" xmlns:wp="http://schemas.openxmlformats.org/drawingml/2006/wordprocessingDrawing" xmlns:w10="urn:schemas-microsoft-com:office:word" xmlns:w="http://schemas.openxmlformats.org/wordprocessingml/2006/main" xmlns:w14="http://schemas.microsoft.com/office/word/2010/wordml" xmlns:w15="http://schemas.microsoft.com/office/word/2012/wordml" xmlns:wpg="http://schemas.microsoft.com/office/word/2010/wordprocessingGroup" xmlns:wpi="http://schemas.microsoft.com/office/word/2010/wordprocessingInk" xmlns:wne="http://schemas.microsoft.com/office/word/2006/wordml" xmlns:wps="http://schemas.microsoft.com/office/word/2010/wordprocessingShape" mc:Ignorable="w14 w15 wp14">
   <w:footnote w:type="separator" w:id="-1">
     <w:p>
       <w:r>
@@ -11441,8 +12209,8 @@
 </file>
 
 <file path=word/numbering.xml><?xml version="1.0" encoding="utf-8"?>
-<w:numbering xmlns:wpc="http://schemas.microsoft.com/office/word/2010/wordprocessingCanvas" xmlns:cx="http://schemas.microsoft.com/office/drawing/2014/chartex" xmlns:mc="http://schemas.openxmlformats.org/markup-compatibility/2006" xmlns:o="urn:schemas-microsoft-com:office:office" xmlns:r="http://schemas.openxmlformats.org/officeDocument/2006/relationships" xmlns:m="http://schemas.openxmlformats.org/officeDocument/2006/math" xmlns:v="urn:schemas-microsoft-com:vml" xmlns:wp14="http://schemas.microsoft.com/office/word/2010/wordprocessingDrawing" xmlns:wp="http://schemas.openxmlformats.org/drawingml/2006/wordprocessingDrawing" xmlns:w10="urn:schemas-microsoft-com:office:word" xmlns:w="http://schemas.openxmlformats.org/wordprocessingml/2006/main" xmlns:w14="http://schemas.microsoft.com/office/word/2010/wordml" xmlns:w15="http://schemas.microsoft.com/office/word/2012/wordml" xmlns:w16se="http://schemas.microsoft.com/office/word/2015/wordml/symex" xmlns:wpg="http://schemas.microsoft.com/office/word/2010/wordprocessingGroup" xmlns:wpi="http://schemas.microsoft.com/office/word/2010/wordprocessingInk" xmlns:wne="http://schemas.microsoft.com/office/word/2006/wordml" xmlns:wps="http://schemas.microsoft.com/office/word/2010/wordprocessingShape" mc:Ignorable="w14 w15 w16se wp14">
-  <w:abstractNum w:abstractNumId="0" w15:restartNumberingAfterBreak="0">
+<w:numbering xmlns:wpc="http://schemas.microsoft.com/office/word/2010/wordprocessingCanvas" xmlns:mc="http://schemas.openxmlformats.org/markup-compatibility/2006" xmlns:o="urn:schemas-microsoft-com:office:office" xmlns:r="http://schemas.openxmlformats.org/officeDocument/2006/relationships" xmlns:m="http://schemas.openxmlformats.org/officeDocument/2006/math" xmlns:v="urn:schemas-microsoft-com:vml" xmlns:wp14="http://schemas.microsoft.com/office/word/2010/wordprocessingDrawing" xmlns:wp="http://schemas.openxmlformats.org/drawingml/2006/wordprocessingDrawing" xmlns:w10="urn:schemas-microsoft-com:office:word" xmlns:w="http://schemas.openxmlformats.org/wordprocessingml/2006/main" xmlns:w14="http://schemas.microsoft.com/office/word/2010/wordml" xmlns:w15="http://schemas.microsoft.com/office/word/2012/wordml" xmlns:wpg="http://schemas.microsoft.com/office/word/2010/wordprocessingGroup" xmlns:wpi="http://schemas.microsoft.com/office/word/2010/wordprocessingInk" xmlns:wne="http://schemas.microsoft.com/office/word/2006/wordml" xmlns:wps="http://schemas.microsoft.com/office/word/2010/wordprocessingShape" mc:Ignorable="w14 w15 wp14">
+  <w:abstractNum w:abstractNumId="0">
     <w:nsid w:val="FFFFFFFB"/>
     <w:multiLevelType w:val="multilevel"/>
     <w:tmpl w:val="FFFFFFFF"/>
@@ -11511,7 +12279,7 @@
       <w:lvlJc w:val="left"/>
     </w:lvl>
   </w:abstractNum>
-  <w:abstractNum w:abstractNumId="1" w15:restartNumberingAfterBreak="0">
+  <w:abstractNum w:abstractNumId="1">
     <w:nsid w:val="10181800"/>
     <w:multiLevelType w:val="multilevel"/>
     <w:tmpl w:val="B7C0F646"/>
@@ -11628,7 +12396,7 @@
       </w:pPr>
     </w:lvl>
   </w:abstractNum>
-  <w:abstractNum w:abstractNumId="2" w15:restartNumberingAfterBreak="0">
+  <w:abstractNum w:abstractNumId="2">
     <w:nsid w:val="21AA3BAD"/>
     <w:multiLevelType w:val="multilevel"/>
     <w:tmpl w:val="4B64D45A"/>
@@ -11745,7 +12513,7 @@
       </w:pPr>
     </w:lvl>
   </w:abstractNum>
-  <w:abstractNum w:abstractNumId="3" w15:restartNumberingAfterBreak="0">
+  <w:abstractNum w:abstractNumId="3">
     <w:nsid w:val="33807B83"/>
     <w:multiLevelType w:val="multilevel"/>
     <w:tmpl w:val="37702FBE"/>
@@ -11894,7 +12662,7 @@
       </w:rPr>
     </w:lvl>
   </w:abstractNum>
-  <w:abstractNum w:abstractNumId="4" w15:restartNumberingAfterBreak="0">
+  <w:abstractNum w:abstractNumId="4">
     <w:nsid w:val="37AD1B97"/>
     <w:multiLevelType w:val="multilevel"/>
     <w:tmpl w:val="2ADEFFB2"/>
@@ -12011,7 +12779,7 @@
       </w:pPr>
     </w:lvl>
   </w:abstractNum>
-  <w:abstractNum w:abstractNumId="5" w15:restartNumberingAfterBreak="0">
+  <w:abstractNum w:abstractNumId="5">
     <w:nsid w:val="3A5352AC"/>
     <w:multiLevelType w:val="multilevel"/>
     <w:tmpl w:val="A606B9E4"/>
@@ -12160,7 +12928,7 @@
       </w:rPr>
     </w:lvl>
   </w:abstractNum>
-  <w:abstractNum w:abstractNumId="6" w15:restartNumberingAfterBreak="0">
+  <w:abstractNum w:abstractNumId="6">
     <w:nsid w:val="40EE2902"/>
     <w:multiLevelType w:val="multilevel"/>
     <w:tmpl w:val="CE08B6E6"/>
@@ -12273,7 +13041,7 @@
       </w:pPr>
     </w:lvl>
   </w:abstractNum>
-  <w:abstractNum w:abstractNumId="7" w15:restartNumberingAfterBreak="0">
+  <w:abstractNum w:abstractNumId="7">
     <w:nsid w:val="4BF24916"/>
     <w:multiLevelType w:val="hybridMultilevel"/>
     <w:tmpl w:val="5E765B54"/>
@@ -12362,7 +13130,7 @@
       </w:pPr>
     </w:lvl>
   </w:abstractNum>
-  <w:abstractNum w:abstractNumId="8" w15:restartNumberingAfterBreak="0">
+  <w:abstractNum w:abstractNumId="8">
     <w:nsid w:val="55E904B5"/>
     <w:multiLevelType w:val="multilevel"/>
     <w:tmpl w:val="6E1CC196"/>
@@ -12479,7 +13247,7 @@
       </w:pPr>
     </w:lvl>
   </w:abstractNum>
-  <w:abstractNum w:abstractNumId="9" w15:restartNumberingAfterBreak="0">
+  <w:abstractNum w:abstractNumId="9">
     <w:nsid w:val="5A3C7961"/>
     <w:multiLevelType w:val="multilevel"/>
     <w:tmpl w:val="B46070F2"/>
@@ -12592,7 +13360,7 @@
       </w:pPr>
     </w:lvl>
   </w:abstractNum>
-  <w:abstractNum w:abstractNumId="10" w15:restartNumberingAfterBreak="0">
+  <w:abstractNum w:abstractNumId="10">
     <w:nsid w:val="65803B9B"/>
     <w:multiLevelType w:val="multilevel"/>
     <w:tmpl w:val="F51E2EB2"/>
@@ -12709,7 +13477,7 @@
       </w:pPr>
     </w:lvl>
   </w:abstractNum>
-  <w:abstractNum w:abstractNumId="11" w15:restartNumberingAfterBreak="0">
+  <w:abstractNum w:abstractNumId="11">
     <w:nsid w:val="65B06134"/>
     <w:multiLevelType w:val="hybridMultilevel"/>
     <w:tmpl w:val="2604F55C"/>
@@ -12799,10 +13567,10 @@
       </w:pPr>
     </w:lvl>
   </w:abstractNum>
-  <w:abstractNum w:abstractNumId="12" w15:restartNumberingAfterBreak="0">
-    <w:nsid w:val="6F0D0686"/>
+  <w:abstractNum w:abstractNumId="12">
+    <w:nsid w:val="6B1E26FD"/>
     <w:multiLevelType w:val="multilevel"/>
-    <w:tmpl w:val="DD0C956C"/>
+    <w:tmpl w:val="D30C2776"/>
     <w:lvl w:ilvl="0">
       <w:start w:val="1"/>
       <w:numFmt w:val="decimal"/>
@@ -12916,7 +13684,124 @@
       </w:pPr>
     </w:lvl>
   </w:abstractNum>
-  <w:abstractNum w:abstractNumId="13" w15:restartNumberingAfterBreak="0">
+  <w:abstractNum w:abstractNumId="13">
+    <w:nsid w:val="6F0D0686"/>
+    <w:multiLevelType w:val="multilevel"/>
+    <w:tmpl w:val="DD0C956C"/>
+    <w:lvl w:ilvl="0">
+      <w:start w:val="1"/>
+      <w:numFmt w:val="decimal"/>
+      <w:lvlText w:val="%1."/>
+      <w:lvlJc w:val="left"/>
+      <w:pPr>
+        <w:tabs>
+          <w:tab w:val="num" w:pos="720"/>
+        </w:tabs>
+        <w:ind w:left="720" w:hanging="360"/>
+      </w:pPr>
+    </w:lvl>
+    <w:lvl w:ilvl="1">
+      <w:start w:val="1"/>
+      <w:numFmt w:val="bullet"/>
+      <w:lvlText w:val="o"/>
+      <w:lvlJc w:val="left"/>
+      <w:pPr>
+        <w:tabs>
+          <w:tab w:val="num" w:pos="1440"/>
+        </w:tabs>
+        <w:ind w:left="1440" w:hanging="360"/>
+      </w:pPr>
+      <w:rPr>
+        <w:rFonts w:ascii="Courier New" w:hAnsi="Courier New" w:hint="default"/>
+        <w:sz w:val="20"/>
+      </w:rPr>
+    </w:lvl>
+    <w:lvl w:ilvl="2" w:tentative="1">
+      <w:start w:val="1"/>
+      <w:numFmt w:val="decimal"/>
+      <w:lvlText w:val="%3."/>
+      <w:lvlJc w:val="left"/>
+      <w:pPr>
+        <w:tabs>
+          <w:tab w:val="num" w:pos="2160"/>
+        </w:tabs>
+        <w:ind w:left="2160" w:hanging="360"/>
+      </w:pPr>
+    </w:lvl>
+    <w:lvl w:ilvl="3" w:tentative="1">
+      <w:start w:val="1"/>
+      <w:numFmt w:val="decimal"/>
+      <w:lvlText w:val="%4."/>
+      <w:lvlJc w:val="left"/>
+      <w:pPr>
+        <w:tabs>
+          <w:tab w:val="num" w:pos="2880"/>
+        </w:tabs>
+        <w:ind w:left="2880" w:hanging="360"/>
+      </w:pPr>
+    </w:lvl>
+    <w:lvl w:ilvl="4" w:tentative="1">
+      <w:start w:val="1"/>
+      <w:numFmt w:val="decimal"/>
+      <w:lvlText w:val="%5."/>
+      <w:lvlJc w:val="left"/>
+      <w:pPr>
+        <w:tabs>
+          <w:tab w:val="num" w:pos="3600"/>
+        </w:tabs>
+        <w:ind w:left="3600" w:hanging="360"/>
+      </w:pPr>
+    </w:lvl>
+    <w:lvl w:ilvl="5" w:tentative="1">
+      <w:start w:val="1"/>
+      <w:numFmt w:val="decimal"/>
+      <w:lvlText w:val="%6."/>
+      <w:lvlJc w:val="left"/>
+      <w:pPr>
+        <w:tabs>
+          <w:tab w:val="num" w:pos="4320"/>
+        </w:tabs>
+        <w:ind w:left="4320" w:hanging="360"/>
+      </w:pPr>
+    </w:lvl>
+    <w:lvl w:ilvl="6" w:tentative="1">
+      <w:start w:val="1"/>
+      <w:numFmt w:val="decimal"/>
+      <w:lvlText w:val="%7."/>
+      <w:lvlJc w:val="left"/>
+      <w:pPr>
+        <w:tabs>
+          <w:tab w:val="num" w:pos="5040"/>
+        </w:tabs>
+        <w:ind w:left="5040" w:hanging="360"/>
+      </w:pPr>
+    </w:lvl>
+    <w:lvl w:ilvl="7" w:tentative="1">
+      <w:start w:val="1"/>
+      <w:numFmt w:val="decimal"/>
+      <w:lvlText w:val="%8."/>
+      <w:lvlJc w:val="left"/>
+      <w:pPr>
+        <w:tabs>
+          <w:tab w:val="num" w:pos="5760"/>
+        </w:tabs>
+        <w:ind w:left="5760" w:hanging="360"/>
+      </w:pPr>
+    </w:lvl>
+    <w:lvl w:ilvl="8" w:tentative="1">
+      <w:start w:val="1"/>
+      <w:numFmt w:val="decimal"/>
+      <w:lvlText w:val="%9."/>
+      <w:lvlJc w:val="left"/>
+      <w:pPr>
+        <w:tabs>
+          <w:tab w:val="num" w:pos="6480"/>
+        </w:tabs>
+        <w:ind w:left="6480" w:hanging="360"/>
+      </w:pPr>
+    </w:lvl>
+  </w:abstractNum>
+  <w:abstractNum w:abstractNumId="14">
     <w:nsid w:val="70A077C2"/>
     <w:multiLevelType w:val="multilevel"/>
     <w:tmpl w:val="3FA02D22"/>
@@ -13029,7 +13914,7 @@
       </w:pPr>
     </w:lvl>
   </w:abstractNum>
-  <w:abstractNum w:abstractNumId="14" w15:restartNumberingAfterBreak="0">
+  <w:abstractNum w:abstractNumId="15">
     <w:nsid w:val="714F2239"/>
     <w:multiLevelType w:val="multilevel"/>
     <w:tmpl w:val="5A48D37A"/>
@@ -13162,13 +14047,13 @@
     <w:abstractNumId w:val="2"/>
   </w:num>
   <w:num w:numId="6">
-    <w:abstractNumId w:val="12"/>
+    <w:abstractNumId w:val="13"/>
   </w:num>
   <w:num w:numId="7">
     <w:abstractNumId w:val="10"/>
   </w:num>
   <w:num w:numId="8">
-    <w:abstractNumId w:val="14"/>
+    <w:abstractNumId w:val="15"/>
   </w:num>
   <w:num w:numId="9">
     <w:abstractNumId w:val="8"/>
@@ -13180,7 +14065,7 @@
     <w:abstractNumId w:val="4"/>
   </w:num>
   <w:num w:numId="12">
-    <w:abstractNumId w:val="13"/>
+    <w:abstractNumId w:val="14"/>
   </w:num>
   <w:num w:numId="13">
     <w:abstractNumId w:val="3"/>
@@ -13191,12 +14076,15 @@
   <w:num w:numId="15">
     <w:abstractNumId w:val="9"/>
   </w:num>
+  <w:num w:numId="16">
+    <w:abstractNumId w:val="12"/>
+  </w:num>
   <w:numIdMacAtCleanup w:val="15"/>
 </w:numbering>
 </file>
 
 <file path=word/styles.xml><?xml version="1.0" encoding="utf-8"?>
-<w:styles xmlns:mc="http://schemas.openxmlformats.org/markup-compatibility/2006" xmlns:r="http://schemas.openxmlformats.org/officeDocument/2006/relationships" xmlns:w="http://schemas.openxmlformats.org/wordprocessingml/2006/main" xmlns:w14="http://schemas.microsoft.com/office/word/2010/wordml" xmlns:w15="http://schemas.microsoft.com/office/word/2012/wordml" xmlns:w16se="http://schemas.microsoft.com/office/word/2015/wordml/symex" mc:Ignorable="w14 w15 w16se">
+<w:styles xmlns:mc="http://schemas.openxmlformats.org/markup-compatibility/2006" xmlns:r="http://schemas.openxmlformats.org/officeDocument/2006/relationships" xmlns:w="http://schemas.openxmlformats.org/wordprocessingml/2006/main" xmlns:w14="http://schemas.microsoft.com/office/word/2010/wordml" xmlns:w15="http://schemas.microsoft.com/office/word/2012/wordml" mc:Ignorable="w14 w15">
   <w:docDefaults>
     <w:rPrDefault>
       <w:rPr>
@@ -13578,7 +14466,6 @@
   <w:style w:type="character" w:default="1" w:styleId="a0">
     <w:name w:val="Default Paragraph Font"/>
     <w:uiPriority w:val="1"/>
-    <w:semiHidden/>
     <w:unhideWhenUsed/>
   </w:style>
   <w:style w:type="table" w:default="1" w:styleId="a1">
@@ -13740,6 +14627,7 @@
     <w:uiPriority w:val="59"/>
     <w:rsid w:val="00F50CEE"/>
     <w:tblPr>
+      <w:tblInd w:w="0" w:type="dxa"/>
       <w:tblBorders>
         <w:top w:val="single" w:sz="4" w:space="0" w:color="auto"/>
         <w:left w:val="single" w:sz="4" w:space="0" w:color="auto"/>
@@ -13748,6 +14636,12 @@
         <w:insideH w:val="single" w:sz="4" w:space="0" w:color="auto"/>
         <w:insideV w:val="single" w:sz="4" w:space="0" w:color="auto"/>
       </w:tblBorders>
+      <w:tblCellMar>
+        <w:top w:w="0" w:type="dxa"/>
+        <w:left w:w="108" w:type="dxa"/>
+        <w:bottom w:w="0" w:type="dxa"/>
+        <w:right w:w="108" w:type="dxa"/>
+      </w:tblCellMar>
     </w:tblPr>
   </w:style>
   <w:style w:type="paragraph" w:customStyle="1" w:styleId="12">
@@ -14361,7 +15255,7 @@
 </file>
 
 <file path=customXml/itemProps1.xml><?xml version="1.0" encoding="utf-8"?>
-<ds:datastoreItem xmlns:ds="http://schemas.openxmlformats.org/officeDocument/2006/customXml" ds:itemID="{3BCF30D8-303D-4D01-88E9-B52AA57F0943}">
+<ds:datastoreItem xmlns:ds="http://schemas.openxmlformats.org/officeDocument/2006/customXml" ds:itemID="{DE68FE44-0FBF-41EF-A2FC-DB44A344E4FE}">
   <ds:schemaRefs>
     <ds:schemaRef ds:uri="http://schemas.openxmlformats.org/officeDocument/2006/bibliography"/>
   </ds:schemaRefs>
